--- a/samples/sample.docx
+++ b/samples/sample.docx
@@ -8,181 +8,23 @@
         <w:spacing/>
         <w:ind/>
         <w:rPr>
-          <w:rFonts w:ascii="Abyssinica SIL" w:hAnsi="Abyssinica SIL" w:eastAsia="Abyssinica SIL" w:cs="Abyssinica SIL"/>
-          <w:highlight w:val="none"/>
+          <w:rFonts w:ascii="TakaoGothic" w:hAnsi="TakaoGothic" w:cs="TakaoGothic"/>
         </w:rPr>
       </w:pPr>
       <w:r>
         <w:rPr>
-          <w:rFonts w:ascii="Abyssinica SIL" w:hAnsi="Abyssinica SIL" w:eastAsia="Abyssinica SIL" w:cs="Abyssinica SIL"/>
+          <w:rFonts w:ascii="TakaoGothic" w:hAnsi="TakaoGothic" w:eastAsia="TakaoGothic" w:cs="TakaoGothic"/>
         </w:rPr>
-        <w:t xml:space="preserve">Abyssinica</w:t>
+        <w:t xml:space="preserve">Hrtyv rt ertyrty TAKAO GOTHIC</w:t>
       </w:r>
       <w:r>
         <w:rPr>
-          <w:rFonts w:ascii="Abyssinica SIL" w:hAnsi="Abyssinica SIL" w:cs="Abyssinica SIL"/>
-        </w:rPr>
-      </w:r>
-    </w:p>
-    <w:p>
-      <w:pPr>
-        <w:pBdr/>
-        <w:spacing/>
-        <w:ind/>
-        <w:rPr>
-          <w:rFonts w:ascii="Ani" w:hAnsi="Ani" w:eastAsia="Ani" w:cs="Ani"/>
-          <w:highlight w:val="none"/>
-        </w:rPr>
-      </w:pPr>
-      <w:r>
-        <w:rPr>
-          <w:rFonts w:ascii="Andale Mono" w:hAnsi="Andale Mono" w:eastAsia="Andale Mono" w:cs="Andale Mono"/>
-          <w:highlight w:val="none"/>
-        </w:rPr>
-        <w:t xml:space="preserve">Andale</w:t>
-      </w:r>
-      <w:r>
-        <w:rPr>
-          <w:rFonts w:ascii="Ani" w:hAnsi="Ani" w:eastAsia="Ani" w:cs="Ani"/>
-          <w:highlight w:val="none"/>
+          <w:rFonts w:ascii="TakaoGothic" w:hAnsi="TakaoGothic" w:cs="TakaoGothic"/>
         </w:rPr>
       </w:r>
       <w:r>
         <w:rPr>
-          <w:rFonts w:ascii="Ani" w:hAnsi="Ani" w:cs="Ani"/>
-        </w:rPr>
-      </w:r>
-    </w:p>
-    <w:p>
-      <w:pPr>
-        <w:pBdr/>
-        <w:spacing/>
-        <w:ind/>
-        <w:rPr>
-          <w:rFonts w:ascii="Ani" w:hAnsi="Ani" w:eastAsia="Ani" w:cs="Ani"/>
-          <w:highlight w:val="none"/>
-        </w:rPr>
-      </w:pPr>
-      <w:r>
-        <w:rPr>
-          <w:rFonts w:ascii="Ani" w:hAnsi="Ani" w:eastAsia="Ani" w:cs="Ani"/>
-          <w:highlight w:val="none"/>
-        </w:rPr>
-        <w:t xml:space="preserve">Ani</w:t>
-      </w:r>
-      <w:r>
-        <w:rPr>
-          <w:rFonts w:ascii="Ani" w:hAnsi="Ani" w:cs="Ani"/>
-        </w:rPr>
-      </w:r>
-    </w:p>
-    <w:p>
-      <w:pPr>
-        <w:pBdr/>
-        <w:spacing/>
-        <w:ind/>
-        <w:rPr>
-          <w:rFonts w:ascii="Comic Sans MS" w:hAnsi="Comic Sans MS" w:eastAsia="Comic Sans MS" w:cs="Comic Sans MS"/>
-          <w:highlight w:val="none"/>
-        </w:rPr>
-      </w:pPr>
-      <w:r>
-        <w:rPr>
-          <w:rFonts w:ascii="AR PL UKai CN" w:hAnsi="AR PL UKai CN" w:eastAsia="AR PL UKai CN" w:cs="AR PL UKai CN"/>
-          <w:highlight w:val="none"/>
-        </w:rPr>
-        <w:t xml:space="preserve">ArPl Cn</w:t>
-      </w:r>
-      <w:r>
-        <w:rPr>
-          <w:rFonts w:ascii="Comic Sans MS" w:hAnsi="Comic Sans MS" w:eastAsia="Comic Sans MS" w:cs="Comic Sans MS"/>
-          <w:highlight w:val="none"/>
-        </w:rPr>
-      </w:r>
-      <w:r>
-        <w:rPr>
-          <w:rFonts w:ascii="Comic Sans MS" w:hAnsi="Comic Sans MS" w:cs="Comic Sans MS"/>
-        </w:rPr>
-      </w:r>
-    </w:p>
-    <w:p>
-      <w:pPr>
-        <w:pBdr/>
-        <w:spacing/>
-        <w:ind/>
-        <w:rPr>
-          <w:rFonts w:ascii="Comic Sans MS" w:hAnsi="Comic Sans MS" w:eastAsia="Comic Sans MS" w:cs="Comic Sans MS"/>
-          <w:highlight w:val="none"/>
-        </w:rPr>
-      </w:pPr>
-      <w:r>
-        <w:rPr>
-          <w:rFonts w:ascii="Comic Sans MS" w:hAnsi="Comic Sans MS" w:eastAsia="Comic Sans MS" w:cs="Comic Sans MS"/>
-          <w:highlight w:val="none"/>
-        </w:rPr>
-        <w:t xml:space="preserve">Comic Sans</w:t>
-      </w:r>
-      <w:r>
-        <w:rPr>
-          <w:rFonts w:ascii="Comic Sans MS" w:hAnsi="Comic Sans MS" w:cs="Comic Sans MS"/>
-        </w:rPr>
-      </w:r>
-    </w:p>
-    <w:p>
-      <w:pPr>
-        <w:pBdr/>
-        <w:spacing/>
-        <w:ind/>
-        <w:rPr>
-          <w:rFonts w:ascii="Ubuntu Condensed" w:hAnsi="Ubuntu Condensed" w:eastAsia="Ubuntu Condensed" w:cs="Ubuntu Condensed"/>
-          <w:highlight w:val="none"/>
-        </w:rPr>
-      </w:pPr>
-      <w:r>
-        <w:rPr>
-          <w:rFonts w:ascii="WenQuanYi Zen Hei Sharp" w:hAnsi="WenQuanYi Zen Hei Sharp" w:eastAsia="WenQuanYi Zen Hei Sharp" w:cs="WenQuanYi Zen Hei Sharp"/>
-          <w:highlight w:val="none"/>
-        </w:rPr>
-        <w:t xml:space="preserve">Asfsdgf dsfg sdfg sdfg </w:t>
-      </w:r>
-      <w:r>
-        <w:rPr>
-          <w:rFonts w:ascii="Ubuntu Condensed" w:hAnsi="Ubuntu Condensed" w:eastAsia="Ubuntu Condensed" w:cs="Ubuntu Condensed"/>
-          <w:highlight w:val="none"/>
-        </w:rPr>
-      </w:r>
-      <w:r>
-        <w:rPr>
-          <w:rFonts w:ascii="Ubuntu Condensed" w:hAnsi="Ubuntu Condensed" w:cs="Ubuntu Condensed"/>
-        </w:rPr>
-      </w:r>
-    </w:p>
-    <w:p>
-      <w:pPr>
-        <w:pBdr/>
-        <w:spacing/>
-        <w:ind/>
-        <w:rPr>
-          <w:rFonts w:ascii="Ubuntu Condensed" w:hAnsi="Ubuntu Condensed" w:cs="Ubuntu Condensed"/>
-        </w:rPr>
-      </w:pPr>
-      <w:r>
-        <w:rPr>
-          <w:rFonts w:ascii="Ubuntu Condensed" w:hAnsi="Ubuntu Condensed" w:eastAsia="Ubuntu Condensed" w:cs="Ubuntu Condensed"/>
-          <w:highlight w:val="none"/>
-        </w:rPr>
-        <w:t xml:space="preserve">Sdkhjfbs ububtu Condensed</w:t>
-      </w:r>
-      <w:r>
-        <w:rPr>
-          <w:rFonts w:ascii="Ubuntu Condensed" w:hAnsi="Ubuntu Condensed" w:eastAsia="Ubuntu Condensed" w:cs="Ubuntu Condensed"/>
-          <w:highlight w:val="none"/>
-        </w:rPr>
-      </w:r>
-      <w:r>
-        <w:rPr>
-          <w:rFonts w:ascii="Ubuntu Condensed" w:hAnsi="Ubuntu Condensed" w:eastAsia="Ubuntu Condensed" w:cs="Ubuntu Condensed"/>
-          <w:highlight w:val="none"/>
+          <w:rFonts w:ascii="TakaoGothic" w:hAnsi="TakaoGothic" w:cs="TakaoGothic"/>
         </w:rPr>
       </w:r>
     </w:p>
@@ -208,7 +50,6 @@
         <w:ind/>
         <w:rPr/>
       </w:pPr>
-      <w:r/>
       <w:r>
         <w:separator/>
       </w:r>
@@ -223,7 +64,6 @@
         <w:ind/>
         <w:rPr/>
       </w:pPr>
-      <w:r/>
       <w:r>
         <w:continuationSeparator/>
       </w:r>
@@ -243,7 +83,6 @@
         <w:ind/>
         <w:rPr/>
       </w:pPr>
-      <w:r/>
       <w:r>
         <w:separator/>
       </w:r>
@@ -258,7 +97,6 @@
         <w:ind/>
         <w:rPr/>
       </w:pPr>
-      <w:r/>
       <w:r>
         <w:continuationSeparator/>
       </w:r>
@@ -427,9 +265,9 @@
     <w:lsdException w:name="Bibliography" w:uiPriority="37"/>
     <w:lsdException w:name="TOC Heading" w:uiPriority="39" w:qFormat="1"/>
   </w:latentStyles>
-  <w:style w:type="table" w:styleId="11">
+  <w:style w:type="table" w:styleId="701">
     <w:name w:val="Table Grid"/>
-    <w:basedOn w:val="675"/>
+    <w:basedOn w:val="869"/>
     <w:uiPriority w:val="59"/>
     <w:pPr>
       <w:pBdr/>
@@ -626,9 +464,9 @@
       </w:tcPr>
     </w:tblStylePr>
   </w:style>
-  <w:style w:type="table" w:styleId="12">
+  <w:style w:type="table" w:styleId="702">
     <w:name w:val="Table Grid Light"/>
-    <w:basedOn w:val="675"/>
+    <w:basedOn w:val="869"/>
     <w:uiPriority w:val="59"/>
     <w:pPr>
       <w:pBdr/>
@@ -825,9 +663,9 @@
       </w:tcPr>
     </w:tblStylePr>
   </w:style>
-  <w:style w:type="table" w:styleId="13">
+  <w:style w:type="table" w:styleId="703">
     <w:name w:val="Plain Table 1"/>
-    <w:basedOn w:val="675"/>
+    <w:basedOn w:val="869"/>
     <w:uiPriority w:val="59"/>
     <w:pPr>
       <w:pBdr/>
@@ -1050,9 +888,9 @@
       </w:tcPr>
     </w:tblStylePr>
   </w:style>
-  <w:style w:type="table" w:styleId="14">
+  <w:style w:type="table" w:styleId="704">
     <w:name w:val="Plain Table 2"/>
-    <w:basedOn w:val="675"/>
+    <w:basedOn w:val="869"/>
     <w:uiPriority w:val="59"/>
     <w:pPr>
       <w:pBdr/>
@@ -1283,9 +1121,9 @@
       </w:tcPr>
     </w:tblStylePr>
   </w:style>
-  <w:style w:type="table" w:styleId="15">
+  <w:style w:type="table" w:styleId="705">
     <w:name w:val="Plain Table 3"/>
-    <w:basedOn w:val="675"/>
+    <w:basedOn w:val="869"/>
     <w:uiPriority w:val="99"/>
     <w:pPr>
       <w:pBdr/>
@@ -1513,9 +1351,9 @@
       </w:tcPr>
     </w:tblStylePr>
   </w:style>
-  <w:style w:type="table" w:styleId="16">
+  <w:style w:type="table" w:styleId="706">
     <w:name w:val="Plain Table 4"/>
-    <w:basedOn w:val="675"/>
+    <w:basedOn w:val="869"/>
     <w:uiPriority w:val="99"/>
     <w:pPr>
       <w:pBdr/>
@@ -1729,9 +1567,9 @@
       </w:tcPr>
     </w:tblStylePr>
   </w:style>
-  <w:style w:type="table" w:styleId="17">
+  <w:style w:type="table" w:styleId="707">
     <w:name w:val="Plain Table 5"/>
-    <w:basedOn w:val="675"/>
+    <w:basedOn w:val="869"/>
     <w:uiPriority w:val="99"/>
     <w:pPr>
       <w:pBdr/>
@@ -1962,9 +1800,9 @@
       </w:tcPr>
     </w:tblStylePr>
   </w:style>
-  <w:style w:type="table" w:styleId="18">
+  <w:style w:type="table" w:styleId="708">
     <w:name w:val="Grid Table 1 Light"/>
-    <w:basedOn w:val="675"/>
+    <w:basedOn w:val="869"/>
     <w:uiPriority w:val="99"/>
     <w:pPr>
       <w:pBdr/>
@@ -2185,9 +2023,9 @@
       </w:tcPr>
     </w:tblStylePr>
   </w:style>
-  <w:style w:type="table" w:styleId="19">
+  <w:style w:type="table" w:styleId="709">
     <w:name w:val="Grid Table 1 Light - Accent 1"/>
-    <w:basedOn w:val="675"/>
+    <w:basedOn w:val="869"/>
     <w:uiPriority w:val="99"/>
     <w:pPr>
       <w:pBdr/>
@@ -2408,9 +2246,9 @@
       </w:tcPr>
     </w:tblStylePr>
   </w:style>
-  <w:style w:type="table" w:styleId="20">
+  <w:style w:type="table" w:styleId="710">
     <w:name w:val="Grid Table 1 Light - Accent 2"/>
-    <w:basedOn w:val="675"/>
+    <w:basedOn w:val="869"/>
     <w:uiPriority w:val="99"/>
     <w:pPr>
       <w:pBdr/>
@@ -2631,9 +2469,9 @@
       </w:tcPr>
     </w:tblStylePr>
   </w:style>
-  <w:style w:type="table" w:styleId="21">
+  <w:style w:type="table" w:styleId="711">
     <w:name w:val="Grid Table 1 Light - Accent 3"/>
-    <w:basedOn w:val="675"/>
+    <w:basedOn w:val="869"/>
     <w:uiPriority w:val="99"/>
     <w:pPr>
       <w:pBdr/>
@@ -2854,9 +2692,9 @@
       </w:tcPr>
     </w:tblStylePr>
   </w:style>
-  <w:style w:type="table" w:styleId="22">
+  <w:style w:type="table" w:styleId="712">
     <w:name w:val="Grid Table 1 Light - Accent 4"/>
-    <w:basedOn w:val="675"/>
+    <w:basedOn w:val="869"/>
     <w:uiPriority w:val="99"/>
     <w:pPr>
       <w:pBdr/>
@@ -3077,9 +2915,9 @@
       </w:tcPr>
     </w:tblStylePr>
   </w:style>
-  <w:style w:type="table" w:styleId="23">
+  <w:style w:type="table" w:styleId="713">
     <w:name w:val="Grid Table 1 Light - Accent 5"/>
-    <w:basedOn w:val="675"/>
+    <w:basedOn w:val="869"/>
     <w:uiPriority w:val="99"/>
     <w:pPr>
       <w:pBdr/>
@@ -3300,9 +3138,9 @@
       </w:tcPr>
     </w:tblStylePr>
   </w:style>
-  <w:style w:type="table" w:styleId="24">
+  <w:style w:type="table" w:styleId="714">
     <w:name w:val="Grid Table 1 Light - Accent 6"/>
-    <w:basedOn w:val="675"/>
+    <w:basedOn w:val="869"/>
     <w:uiPriority w:val="99"/>
     <w:pPr>
       <w:pBdr/>
@@ -3523,9 +3361,9 @@
       </w:tcPr>
     </w:tblStylePr>
   </w:style>
-  <w:style w:type="table" w:styleId="25">
+  <w:style w:type="table" w:styleId="715">
     <w:name w:val="Grid Table 2"/>
-    <w:basedOn w:val="675"/>
+    <w:basedOn w:val="869"/>
     <w:uiPriority w:val="99"/>
     <w:pPr>
       <w:pBdr/>
@@ -3755,9 +3593,9 @@
       </w:tcPr>
     </w:tblStylePr>
   </w:style>
-  <w:style w:type="table" w:styleId="26">
+  <w:style w:type="table" w:styleId="716">
     <w:name w:val="Grid Table 2 - Accent 1"/>
-    <w:basedOn w:val="675"/>
+    <w:basedOn w:val="869"/>
     <w:uiPriority w:val="99"/>
     <w:pPr>
       <w:pBdr/>
@@ -3987,9 +3825,9 @@
       </w:tcPr>
     </w:tblStylePr>
   </w:style>
-  <w:style w:type="table" w:styleId="27">
+  <w:style w:type="table" w:styleId="717">
     <w:name w:val="Grid Table 2 - Accent 2"/>
-    <w:basedOn w:val="675"/>
+    <w:basedOn w:val="869"/>
     <w:uiPriority w:val="99"/>
     <w:pPr>
       <w:pBdr/>
@@ -4219,9 +4057,9 @@
       </w:tcPr>
     </w:tblStylePr>
   </w:style>
-  <w:style w:type="table" w:styleId="28">
+  <w:style w:type="table" w:styleId="718">
     <w:name w:val="Grid Table 2 - Accent 3"/>
-    <w:basedOn w:val="675"/>
+    <w:basedOn w:val="869"/>
     <w:uiPriority w:val="99"/>
     <w:pPr>
       <w:pBdr/>
@@ -4451,9 +4289,9 @@
       </w:tcPr>
     </w:tblStylePr>
   </w:style>
-  <w:style w:type="table" w:styleId="29">
+  <w:style w:type="table" w:styleId="719">
     <w:name w:val="Grid Table 2 - Accent 4"/>
-    <w:basedOn w:val="675"/>
+    <w:basedOn w:val="869"/>
     <w:uiPriority w:val="99"/>
     <w:pPr>
       <w:pBdr/>
@@ -4683,9 +4521,9 @@
       </w:tcPr>
     </w:tblStylePr>
   </w:style>
-  <w:style w:type="table" w:styleId="30">
+  <w:style w:type="table" w:styleId="720">
     <w:name w:val="Grid Table 2 - Accent 5"/>
-    <w:basedOn w:val="675"/>
+    <w:basedOn w:val="869"/>
     <w:uiPriority w:val="99"/>
     <w:pPr>
       <w:pBdr/>
@@ -4915,9 +4753,9 @@
       </w:tcPr>
     </w:tblStylePr>
   </w:style>
-  <w:style w:type="table" w:styleId="31">
+  <w:style w:type="table" w:styleId="721">
     <w:name w:val="Grid Table 2 - Accent 6"/>
-    <w:basedOn w:val="675"/>
+    <w:basedOn w:val="869"/>
     <w:uiPriority w:val="99"/>
     <w:pPr>
       <w:pBdr/>
@@ -5147,9 +4985,9 @@
       </w:tcPr>
     </w:tblStylePr>
   </w:style>
-  <w:style w:type="table" w:styleId="32">
+  <w:style w:type="table" w:styleId="722">
     <w:name w:val="Grid Table 3"/>
-    <w:basedOn w:val="675"/>
+    <w:basedOn w:val="869"/>
     <w:uiPriority w:val="99"/>
     <w:pPr>
       <w:pBdr/>
@@ -5248,29 +5086,6 @@
         <w:tblBorders/>
       </w:tblPr>
       <w:tcPr>
-        <w:shd w:color="ffffff"/>
-        <w:tcBorders>
-          <w:top w:val="none" w:color="000000" w:sz="4" w:space="0"/>
-          <w:left w:val="none" w:color="000000" w:sz="4" w:space="0"/>
-          <w:bottom w:val="none" w:color="000000" w:sz="4" w:space="0"/>
-          <w:right w:val="none" w:color="000000" w:sz="4" w:space="0"/>
-        </w:tcBorders>
-      </w:tcPr>
-    </w:tblStylePr>
-    <w:tblStylePr w:type="firstRow">
-      <w:rPr>
-        <w:b/>
-        <w:color w:val="404040"/>
-      </w:rPr>
-      <w:pPr>
-        <w:pBdr/>
-        <w:spacing/>
-        <w:ind/>
-      </w:pPr>
-      <w:tblPr>
-        <w:tblBorders/>
-      </w:tblPr>
-      <w:tcPr>
         <w:shd w:val="clear" w:color="ffffff"/>
         <w:tcBorders>
           <w:top w:val="none" w:color="000000" w:sz="4" w:space="0"/>
@@ -5280,30 +5095,7 @@
         </w:tcBorders>
       </w:tcPr>
     </w:tblStylePr>
-    <w:tblStylePr w:type="lastCol">
-      <w:rPr>
-        <w:i/>
-        <w:color w:val="404040"/>
-      </w:rPr>
-      <w:pPr>
-        <w:pBdr/>
-        <w:spacing/>
-        <w:ind/>
-      </w:pPr>
-      <w:tblPr>
-        <w:tblBorders/>
-      </w:tblPr>
-      <w:tcPr>
-        <w:shd w:color="ffffff"/>
-        <w:tcBorders>
-          <w:top w:val="none" w:color="000000" w:sz="4" w:space="0"/>
-          <w:left w:val="none" w:color="000000" w:sz="4" w:space="0"/>
-          <w:bottom w:val="none" w:color="000000" w:sz="4" w:space="0"/>
-          <w:right w:val="none" w:color="000000" w:sz="4" w:space="0"/>
-        </w:tcBorders>
-      </w:tcPr>
-    </w:tblStylePr>
-    <w:tblStylePr w:type="lastRow">
+    <w:tblStylePr w:type="firstRow">
       <w:rPr>
         <w:b/>
         <w:color w:val="404040"/>
@@ -5326,6 +5118,52 @@
         </w:tcBorders>
       </w:tcPr>
     </w:tblStylePr>
+    <w:tblStylePr w:type="lastCol">
+      <w:rPr>
+        <w:i/>
+        <w:color w:val="404040"/>
+      </w:rPr>
+      <w:pPr>
+        <w:pBdr/>
+        <w:spacing/>
+        <w:ind/>
+      </w:pPr>
+      <w:tblPr>
+        <w:tblBorders/>
+      </w:tblPr>
+      <w:tcPr>
+        <w:shd w:val="clear" w:color="ffffff"/>
+        <w:tcBorders>
+          <w:top w:val="none" w:color="000000" w:sz="4" w:space="0"/>
+          <w:left w:val="none" w:color="000000" w:sz="4" w:space="0"/>
+          <w:bottom w:val="none" w:color="000000" w:sz="4" w:space="0"/>
+          <w:right w:val="none" w:color="000000" w:sz="4" w:space="0"/>
+        </w:tcBorders>
+      </w:tcPr>
+    </w:tblStylePr>
+    <w:tblStylePr w:type="lastRow">
+      <w:rPr>
+        <w:b/>
+        <w:color w:val="404040"/>
+      </w:rPr>
+      <w:pPr>
+        <w:pBdr/>
+        <w:spacing/>
+        <w:ind/>
+      </w:pPr>
+      <w:tblPr>
+        <w:tblBorders/>
+      </w:tblPr>
+      <w:tcPr>
+        <w:shd w:val="clear" w:color="ffffff"/>
+        <w:tcBorders>
+          <w:top w:val="none" w:color="000000" w:sz="4" w:space="0"/>
+          <w:left w:val="none" w:color="000000" w:sz="4" w:space="0"/>
+          <w:bottom w:val="none" w:color="000000" w:sz="4" w:space="0"/>
+          <w:right w:val="none" w:color="000000" w:sz="4" w:space="0"/>
+        </w:tcBorders>
+      </w:tcPr>
+    </w:tblStylePr>
     <w:tblStylePr w:type="nwCell">
       <w:pPr>
         <w:pBdr/>
@@ -5392,9 +5230,9 @@
       </w:tcPr>
     </w:tblStylePr>
   </w:style>
-  <w:style w:type="table" w:styleId="33">
+  <w:style w:type="table" w:styleId="723">
     <w:name w:val="Grid Table 3 - Accent 1"/>
-    <w:basedOn w:val="675"/>
+    <w:basedOn w:val="869"/>
     <w:uiPriority w:val="99"/>
     <w:pPr>
       <w:pBdr/>
@@ -5493,29 +5331,6 @@
         <w:tblBorders/>
       </w:tblPr>
       <w:tcPr>
-        <w:shd w:color="ffffff"/>
-        <w:tcBorders>
-          <w:top w:val="none" w:color="000000" w:sz="4" w:space="0"/>
-          <w:left w:val="none" w:color="000000" w:sz="4" w:space="0"/>
-          <w:bottom w:val="none" w:color="000000" w:sz="4" w:space="0"/>
-          <w:right w:val="none" w:color="000000" w:sz="4" w:space="0"/>
-        </w:tcBorders>
-      </w:tcPr>
-    </w:tblStylePr>
-    <w:tblStylePr w:type="firstRow">
-      <w:rPr>
-        <w:b/>
-        <w:color w:val="404040"/>
-      </w:rPr>
-      <w:pPr>
-        <w:pBdr/>
-        <w:spacing/>
-        <w:ind/>
-      </w:pPr>
-      <w:tblPr>
-        <w:tblBorders/>
-      </w:tblPr>
-      <w:tcPr>
         <w:shd w:val="clear" w:color="ffffff"/>
         <w:tcBorders>
           <w:top w:val="none" w:color="000000" w:sz="4" w:space="0"/>
@@ -5525,30 +5340,7 @@
         </w:tcBorders>
       </w:tcPr>
     </w:tblStylePr>
-    <w:tblStylePr w:type="lastCol">
-      <w:rPr>
-        <w:i/>
-        <w:color w:val="404040"/>
-      </w:rPr>
-      <w:pPr>
-        <w:pBdr/>
-        <w:spacing/>
-        <w:ind/>
-      </w:pPr>
-      <w:tblPr>
-        <w:tblBorders/>
-      </w:tblPr>
-      <w:tcPr>
-        <w:shd w:color="ffffff"/>
-        <w:tcBorders>
-          <w:top w:val="none" w:color="000000" w:sz="4" w:space="0"/>
-          <w:left w:val="none" w:color="000000" w:sz="4" w:space="0"/>
-          <w:bottom w:val="none" w:color="000000" w:sz="4" w:space="0"/>
-          <w:right w:val="none" w:color="000000" w:sz="4" w:space="0"/>
-        </w:tcBorders>
-      </w:tcPr>
-    </w:tblStylePr>
-    <w:tblStylePr w:type="lastRow">
+    <w:tblStylePr w:type="firstRow">
       <w:rPr>
         <w:b/>
         <w:color w:val="404040"/>
@@ -5571,6 +5363,52 @@
         </w:tcBorders>
       </w:tcPr>
     </w:tblStylePr>
+    <w:tblStylePr w:type="lastCol">
+      <w:rPr>
+        <w:i/>
+        <w:color w:val="404040"/>
+      </w:rPr>
+      <w:pPr>
+        <w:pBdr/>
+        <w:spacing/>
+        <w:ind/>
+      </w:pPr>
+      <w:tblPr>
+        <w:tblBorders/>
+      </w:tblPr>
+      <w:tcPr>
+        <w:shd w:val="clear" w:color="ffffff"/>
+        <w:tcBorders>
+          <w:top w:val="none" w:color="000000" w:sz="4" w:space="0"/>
+          <w:left w:val="none" w:color="000000" w:sz="4" w:space="0"/>
+          <w:bottom w:val="none" w:color="000000" w:sz="4" w:space="0"/>
+          <w:right w:val="none" w:color="000000" w:sz="4" w:space="0"/>
+        </w:tcBorders>
+      </w:tcPr>
+    </w:tblStylePr>
+    <w:tblStylePr w:type="lastRow">
+      <w:rPr>
+        <w:b/>
+        <w:color w:val="404040"/>
+      </w:rPr>
+      <w:pPr>
+        <w:pBdr/>
+        <w:spacing/>
+        <w:ind/>
+      </w:pPr>
+      <w:tblPr>
+        <w:tblBorders/>
+      </w:tblPr>
+      <w:tcPr>
+        <w:shd w:val="clear" w:color="ffffff"/>
+        <w:tcBorders>
+          <w:top w:val="none" w:color="000000" w:sz="4" w:space="0"/>
+          <w:left w:val="none" w:color="000000" w:sz="4" w:space="0"/>
+          <w:bottom w:val="none" w:color="000000" w:sz="4" w:space="0"/>
+          <w:right w:val="none" w:color="000000" w:sz="4" w:space="0"/>
+        </w:tcBorders>
+      </w:tcPr>
+    </w:tblStylePr>
     <w:tblStylePr w:type="nwCell">
       <w:pPr>
         <w:pBdr/>
@@ -5637,9 +5475,9 @@
       </w:tcPr>
     </w:tblStylePr>
   </w:style>
-  <w:style w:type="table" w:styleId="34">
+  <w:style w:type="table" w:styleId="724">
     <w:name w:val="Grid Table 3 - Accent 2"/>
-    <w:basedOn w:val="675"/>
+    <w:basedOn w:val="869"/>
     <w:uiPriority w:val="99"/>
     <w:pPr>
       <w:pBdr/>
@@ -5738,29 +5576,6 @@
         <w:tblBorders/>
       </w:tblPr>
       <w:tcPr>
-        <w:shd w:color="ffffff"/>
-        <w:tcBorders>
-          <w:top w:val="none" w:color="000000" w:sz="4" w:space="0"/>
-          <w:left w:val="none" w:color="000000" w:sz="4" w:space="0"/>
-          <w:bottom w:val="none" w:color="000000" w:sz="4" w:space="0"/>
-          <w:right w:val="none" w:color="000000" w:sz="4" w:space="0"/>
-        </w:tcBorders>
-      </w:tcPr>
-    </w:tblStylePr>
-    <w:tblStylePr w:type="firstRow">
-      <w:rPr>
-        <w:b/>
-        <w:color w:val="404040"/>
-      </w:rPr>
-      <w:pPr>
-        <w:pBdr/>
-        <w:spacing/>
-        <w:ind/>
-      </w:pPr>
-      <w:tblPr>
-        <w:tblBorders/>
-      </w:tblPr>
-      <w:tcPr>
         <w:shd w:val="clear" w:color="ffffff"/>
         <w:tcBorders>
           <w:top w:val="none" w:color="000000" w:sz="4" w:space="0"/>
@@ -5770,30 +5585,7 @@
         </w:tcBorders>
       </w:tcPr>
     </w:tblStylePr>
-    <w:tblStylePr w:type="lastCol">
-      <w:rPr>
-        <w:i/>
-        <w:color w:val="404040"/>
-      </w:rPr>
-      <w:pPr>
-        <w:pBdr/>
-        <w:spacing/>
-        <w:ind/>
-      </w:pPr>
-      <w:tblPr>
-        <w:tblBorders/>
-      </w:tblPr>
-      <w:tcPr>
-        <w:shd w:color="ffffff"/>
-        <w:tcBorders>
-          <w:top w:val="none" w:color="000000" w:sz="4" w:space="0"/>
-          <w:left w:val="none" w:color="000000" w:sz="4" w:space="0"/>
-          <w:bottom w:val="none" w:color="000000" w:sz="4" w:space="0"/>
-          <w:right w:val="none" w:color="000000" w:sz="4" w:space="0"/>
-        </w:tcBorders>
-      </w:tcPr>
-    </w:tblStylePr>
-    <w:tblStylePr w:type="lastRow">
+    <w:tblStylePr w:type="firstRow">
       <w:rPr>
         <w:b/>
         <w:color w:val="404040"/>
@@ -5816,6 +5608,52 @@
         </w:tcBorders>
       </w:tcPr>
     </w:tblStylePr>
+    <w:tblStylePr w:type="lastCol">
+      <w:rPr>
+        <w:i/>
+        <w:color w:val="404040"/>
+      </w:rPr>
+      <w:pPr>
+        <w:pBdr/>
+        <w:spacing/>
+        <w:ind/>
+      </w:pPr>
+      <w:tblPr>
+        <w:tblBorders/>
+      </w:tblPr>
+      <w:tcPr>
+        <w:shd w:val="clear" w:color="ffffff"/>
+        <w:tcBorders>
+          <w:top w:val="none" w:color="000000" w:sz="4" w:space="0"/>
+          <w:left w:val="none" w:color="000000" w:sz="4" w:space="0"/>
+          <w:bottom w:val="none" w:color="000000" w:sz="4" w:space="0"/>
+          <w:right w:val="none" w:color="000000" w:sz="4" w:space="0"/>
+        </w:tcBorders>
+      </w:tcPr>
+    </w:tblStylePr>
+    <w:tblStylePr w:type="lastRow">
+      <w:rPr>
+        <w:b/>
+        <w:color w:val="404040"/>
+      </w:rPr>
+      <w:pPr>
+        <w:pBdr/>
+        <w:spacing/>
+        <w:ind/>
+      </w:pPr>
+      <w:tblPr>
+        <w:tblBorders/>
+      </w:tblPr>
+      <w:tcPr>
+        <w:shd w:val="clear" w:color="ffffff"/>
+        <w:tcBorders>
+          <w:top w:val="none" w:color="000000" w:sz="4" w:space="0"/>
+          <w:left w:val="none" w:color="000000" w:sz="4" w:space="0"/>
+          <w:bottom w:val="none" w:color="000000" w:sz="4" w:space="0"/>
+          <w:right w:val="none" w:color="000000" w:sz="4" w:space="0"/>
+        </w:tcBorders>
+      </w:tcPr>
+    </w:tblStylePr>
     <w:tblStylePr w:type="nwCell">
       <w:pPr>
         <w:pBdr/>
@@ -5882,9 +5720,9 @@
       </w:tcPr>
     </w:tblStylePr>
   </w:style>
-  <w:style w:type="table" w:styleId="35">
+  <w:style w:type="table" w:styleId="725">
     <w:name w:val="Grid Table 3 - Accent 3"/>
-    <w:basedOn w:val="675"/>
+    <w:basedOn w:val="869"/>
     <w:uiPriority w:val="99"/>
     <w:pPr>
       <w:pBdr/>
@@ -5983,29 +5821,6 @@
         <w:tblBorders/>
       </w:tblPr>
       <w:tcPr>
-        <w:shd w:color="ffffff"/>
-        <w:tcBorders>
-          <w:top w:val="none" w:color="000000" w:sz="4" w:space="0"/>
-          <w:left w:val="none" w:color="000000" w:sz="4" w:space="0"/>
-          <w:bottom w:val="none" w:color="000000" w:sz="4" w:space="0"/>
-          <w:right w:val="none" w:color="000000" w:sz="4" w:space="0"/>
-        </w:tcBorders>
-      </w:tcPr>
-    </w:tblStylePr>
-    <w:tblStylePr w:type="firstRow">
-      <w:rPr>
-        <w:b/>
-        <w:color w:val="404040"/>
-      </w:rPr>
-      <w:pPr>
-        <w:pBdr/>
-        <w:spacing/>
-        <w:ind/>
-      </w:pPr>
-      <w:tblPr>
-        <w:tblBorders/>
-      </w:tblPr>
-      <w:tcPr>
         <w:shd w:val="clear" w:color="ffffff"/>
         <w:tcBorders>
           <w:top w:val="none" w:color="000000" w:sz="4" w:space="0"/>
@@ -6015,30 +5830,7 @@
         </w:tcBorders>
       </w:tcPr>
     </w:tblStylePr>
-    <w:tblStylePr w:type="lastCol">
-      <w:rPr>
-        <w:i/>
-        <w:color w:val="404040"/>
-      </w:rPr>
-      <w:pPr>
-        <w:pBdr/>
-        <w:spacing/>
-        <w:ind/>
-      </w:pPr>
-      <w:tblPr>
-        <w:tblBorders/>
-      </w:tblPr>
-      <w:tcPr>
-        <w:shd w:color="ffffff"/>
-        <w:tcBorders>
-          <w:top w:val="none" w:color="000000" w:sz="4" w:space="0"/>
-          <w:left w:val="none" w:color="000000" w:sz="4" w:space="0"/>
-          <w:bottom w:val="none" w:color="000000" w:sz="4" w:space="0"/>
-          <w:right w:val="none" w:color="000000" w:sz="4" w:space="0"/>
-        </w:tcBorders>
-      </w:tcPr>
-    </w:tblStylePr>
-    <w:tblStylePr w:type="lastRow">
+    <w:tblStylePr w:type="firstRow">
       <w:rPr>
         <w:b/>
         <w:color w:val="404040"/>
@@ -6061,6 +5853,52 @@
         </w:tcBorders>
       </w:tcPr>
     </w:tblStylePr>
+    <w:tblStylePr w:type="lastCol">
+      <w:rPr>
+        <w:i/>
+        <w:color w:val="404040"/>
+      </w:rPr>
+      <w:pPr>
+        <w:pBdr/>
+        <w:spacing/>
+        <w:ind/>
+      </w:pPr>
+      <w:tblPr>
+        <w:tblBorders/>
+      </w:tblPr>
+      <w:tcPr>
+        <w:shd w:val="clear" w:color="ffffff"/>
+        <w:tcBorders>
+          <w:top w:val="none" w:color="000000" w:sz="4" w:space="0"/>
+          <w:left w:val="none" w:color="000000" w:sz="4" w:space="0"/>
+          <w:bottom w:val="none" w:color="000000" w:sz="4" w:space="0"/>
+          <w:right w:val="none" w:color="000000" w:sz="4" w:space="0"/>
+        </w:tcBorders>
+      </w:tcPr>
+    </w:tblStylePr>
+    <w:tblStylePr w:type="lastRow">
+      <w:rPr>
+        <w:b/>
+        <w:color w:val="404040"/>
+      </w:rPr>
+      <w:pPr>
+        <w:pBdr/>
+        <w:spacing/>
+        <w:ind/>
+      </w:pPr>
+      <w:tblPr>
+        <w:tblBorders/>
+      </w:tblPr>
+      <w:tcPr>
+        <w:shd w:val="clear" w:color="ffffff"/>
+        <w:tcBorders>
+          <w:top w:val="none" w:color="000000" w:sz="4" w:space="0"/>
+          <w:left w:val="none" w:color="000000" w:sz="4" w:space="0"/>
+          <w:bottom w:val="none" w:color="000000" w:sz="4" w:space="0"/>
+          <w:right w:val="none" w:color="000000" w:sz="4" w:space="0"/>
+        </w:tcBorders>
+      </w:tcPr>
+    </w:tblStylePr>
     <w:tblStylePr w:type="nwCell">
       <w:pPr>
         <w:pBdr/>
@@ -6127,9 +5965,9 @@
       </w:tcPr>
     </w:tblStylePr>
   </w:style>
-  <w:style w:type="table" w:styleId="36">
+  <w:style w:type="table" w:styleId="726">
     <w:name w:val="Grid Table 3 - Accent 4"/>
-    <w:basedOn w:val="675"/>
+    <w:basedOn w:val="869"/>
     <w:uiPriority w:val="99"/>
     <w:pPr>
       <w:pBdr/>
@@ -6228,29 +6066,6 @@
         <w:tblBorders/>
       </w:tblPr>
       <w:tcPr>
-        <w:shd w:color="ffffff"/>
-        <w:tcBorders>
-          <w:top w:val="none" w:color="000000" w:sz="4" w:space="0"/>
-          <w:left w:val="none" w:color="000000" w:sz="4" w:space="0"/>
-          <w:bottom w:val="none" w:color="000000" w:sz="4" w:space="0"/>
-          <w:right w:val="none" w:color="000000" w:sz="4" w:space="0"/>
-        </w:tcBorders>
-      </w:tcPr>
-    </w:tblStylePr>
-    <w:tblStylePr w:type="firstRow">
-      <w:rPr>
-        <w:b/>
-        <w:color w:val="404040"/>
-      </w:rPr>
-      <w:pPr>
-        <w:pBdr/>
-        <w:spacing/>
-        <w:ind/>
-      </w:pPr>
-      <w:tblPr>
-        <w:tblBorders/>
-      </w:tblPr>
-      <w:tcPr>
         <w:shd w:val="clear" w:color="ffffff"/>
         <w:tcBorders>
           <w:top w:val="none" w:color="000000" w:sz="4" w:space="0"/>
@@ -6260,30 +6075,7 @@
         </w:tcBorders>
       </w:tcPr>
     </w:tblStylePr>
-    <w:tblStylePr w:type="lastCol">
-      <w:rPr>
-        <w:i/>
-        <w:color w:val="404040"/>
-      </w:rPr>
-      <w:pPr>
-        <w:pBdr/>
-        <w:spacing/>
-        <w:ind/>
-      </w:pPr>
-      <w:tblPr>
-        <w:tblBorders/>
-      </w:tblPr>
-      <w:tcPr>
-        <w:shd w:color="ffffff"/>
-        <w:tcBorders>
-          <w:top w:val="none" w:color="000000" w:sz="4" w:space="0"/>
-          <w:left w:val="none" w:color="000000" w:sz="4" w:space="0"/>
-          <w:bottom w:val="none" w:color="000000" w:sz="4" w:space="0"/>
-          <w:right w:val="none" w:color="000000" w:sz="4" w:space="0"/>
-        </w:tcBorders>
-      </w:tcPr>
-    </w:tblStylePr>
-    <w:tblStylePr w:type="lastRow">
+    <w:tblStylePr w:type="firstRow">
       <w:rPr>
         <w:b/>
         <w:color w:val="404040"/>
@@ -6306,6 +6098,52 @@
         </w:tcBorders>
       </w:tcPr>
     </w:tblStylePr>
+    <w:tblStylePr w:type="lastCol">
+      <w:rPr>
+        <w:i/>
+        <w:color w:val="404040"/>
+      </w:rPr>
+      <w:pPr>
+        <w:pBdr/>
+        <w:spacing/>
+        <w:ind/>
+      </w:pPr>
+      <w:tblPr>
+        <w:tblBorders/>
+      </w:tblPr>
+      <w:tcPr>
+        <w:shd w:val="clear" w:color="ffffff"/>
+        <w:tcBorders>
+          <w:top w:val="none" w:color="000000" w:sz="4" w:space="0"/>
+          <w:left w:val="none" w:color="000000" w:sz="4" w:space="0"/>
+          <w:bottom w:val="none" w:color="000000" w:sz="4" w:space="0"/>
+          <w:right w:val="none" w:color="000000" w:sz="4" w:space="0"/>
+        </w:tcBorders>
+      </w:tcPr>
+    </w:tblStylePr>
+    <w:tblStylePr w:type="lastRow">
+      <w:rPr>
+        <w:b/>
+        <w:color w:val="404040"/>
+      </w:rPr>
+      <w:pPr>
+        <w:pBdr/>
+        <w:spacing/>
+        <w:ind/>
+      </w:pPr>
+      <w:tblPr>
+        <w:tblBorders/>
+      </w:tblPr>
+      <w:tcPr>
+        <w:shd w:val="clear" w:color="ffffff"/>
+        <w:tcBorders>
+          <w:top w:val="none" w:color="000000" w:sz="4" w:space="0"/>
+          <w:left w:val="none" w:color="000000" w:sz="4" w:space="0"/>
+          <w:bottom w:val="none" w:color="000000" w:sz="4" w:space="0"/>
+          <w:right w:val="none" w:color="000000" w:sz="4" w:space="0"/>
+        </w:tcBorders>
+      </w:tcPr>
+    </w:tblStylePr>
     <w:tblStylePr w:type="nwCell">
       <w:pPr>
         <w:pBdr/>
@@ -6372,9 +6210,9 @@
       </w:tcPr>
     </w:tblStylePr>
   </w:style>
-  <w:style w:type="table" w:styleId="37">
+  <w:style w:type="table" w:styleId="727">
     <w:name w:val="Grid Table 3 - Accent 5"/>
-    <w:basedOn w:val="675"/>
+    <w:basedOn w:val="869"/>
     <w:uiPriority w:val="99"/>
     <w:pPr>
       <w:pBdr/>
@@ -6473,29 +6311,6 @@
         <w:tblBorders/>
       </w:tblPr>
       <w:tcPr>
-        <w:shd w:color="ffffff"/>
-        <w:tcBorders>
-          <w:top w:val="none" w:color="000000" w:sz="4" w:space="0"/>
-          <w:left w:val="none" w:color="000000" w:sz="4" w:space="0"/>
-          <w:bottom w:val="none" w:color="000000" w:sz="4" w:space="0"/>
-          <w:right w:val="none" w:color="000000" w:sz="4" w:space="0"/>
-        </w:tcBorders>
-      </w:tcPr>
-    </w:tblStylePr>
-    <w:tblStylePr w:type="firstRow">
-      <w:rPr>
-        <w:b/>
-        <w:color w:val="404040"/>
-      </w:rPr>
-      <w:pPr>
-        <w:pBdr/>
-        <w:spacing/>
-        <w:ind/>
-      </w:pPr>
-      <w:tblPr>
-        <w:tblBorders/>
-      </w:tblPr>
-      <w:tcPr>
         <w:shd w:val="clear" w:color="ffffff"/>
         <w:tcBorders>
           <w:top w:val="none" w:color="000000" w:sz="4" w:space="0"/>
@@ -6505,30 +6320,7 @@
         </w:tcBorders>
       </w:tcPr>
     </w:tblStylePr>
-    <w:tblStylePr w:type="lastCol">
-      <w:rPr>
-        <w:i/>
-        <w:color w:val="404040"/>
-      </w:rPr>
-      <w:pPr>
-        <w:pBdr/>
-        <w:spacing/>
-        <w:ind/>
-      </w:pPr>
-      <w:tblPr>
-        <w:tblBorders/>
-      </w:tblPr>
-      <w:tcPr>
-        <w:shd w:color="ffffff"/>
-        <w:tcBorders>
-          <w:top w:val="none" w:color="000000" w:sz="4" w:space="0"/>
-          <w:left w:val="none" w:color="000000" w:sz="4" w:space="0"/>
-          <w:bottom w:val="none" w:color="000000" w:sz="4" w:space="0"/>
-          <w:right w:val="none" w:color="000000" w:sz="4" w:space="0"/>
-        </w:tcBorders>
-      </w:tcPr>
-    </w:tblStylePr>
-    <w:tblStylePr w:type="lastRow">
+    <w:tblStylePr w:type="firstRow">
       <w:rPr>
         <w:b/>
         <w:color w:val="404040"/>
@@ -6551,6 +6343,52 @@
         </w:tcBorders>
       </w:tcPr>
     </w:tblStylePr>
+    <w:tblStylePr w:type="lastCol">
+      <w:rPr>
+        <w:i/>
+        <w:color w:val="404040"/>
+      </w:rPr>
+      <w:pPr>
+        <w:pBdr/>
+        <w:spacing/>
+        <w:ind/>
+      </w:pPr>
+      <w:tblPr>
+        <w:tblBorders/>
+      </w:tblPr>
+      <w:tcPr>
+        <w:shd w:val="clear" w:color="ffffff"/>
+        <w:tcBorders>
+          <w:top w:val="none" w:color="000000" w:sz="4" w:space="0"/>
+          <w:left w:val="none" w:color="000000" w:sz="4" w:space="0"/>
+          <w:bottom w:val="none" w:color="000000" w:sz="4" w:space="0"/>
+          <w:right w:val="none" w:color="000000" w:sz="4" w:space="0"/>
+        </w:tcBorders>
+      </w:tcPr>
+    </w:tblStylePr>
+    <w:tblStylePr w:type="lastRow">
+      <w:rPr>
+        <w:b/>
+        <w:color w:val="404040"/>
+      </w:rPr>
+      <w:pPr>
+        <w:pBdr/>
+        <w:spacing/>
+        <w:ind/>
+      </w:pPr>
+      <w:tblPr>
+        <w:tblBorders/>
+      </w:tblPr>
+      <w:tcPr>
+        <w:shd w:val="clear" w:color="ffffff"/>
+        <w:tcBorders>
+          <w:top w:val="none" w:color="000000" w:sz="4" w:space="0"/>
+          <w:left w:val="none" w:color="000000" w:sz="4" w:space="0"/>
+          <w:bottom w:val="none" w:color="000000" w:sz="4" w:space="0"/>
+          <w:right w:val="none" w:color="000000" w:sz="4" w:space="0"/>
+        </w:tcBorders>
+      </w:tcPr>
+    </w:tblStylePr>
     <w:tblStylePr w:type="nwCell">
       <w:pPr>
         <w:pBdr/>
@@ -6617,9 +6455,9 @@
       </w:tcPr>
     </w:tblStylePr>
   </w:style>
-  <w:style w:type="table" w:styleId="38">
+  <w:style w:type="table" w:styleId="728">
     <w:name w:val="Grid Table 3 - Accent 6"/>
-    <w:basedOn w:val="675"/>
+    <w:basedOn w:val="869"/>
     <w:uiPriority w:val="99"/>
     <w:pPr>
       <w:pBdr/>
@@ -6718,29 +6556,6 @@
         <w:tblBorders/>
       </w:tblPr>
       <w:tcPr>
-        <w:shd w:color="ffffff"/>
-        <w:tcBorders>
-          <w:top w:val="none" w:color="000000" w:sz="4" w:space="0"/>
-          <w:left w:val="none" w:color="000000" w:sz="4" w:space="0"/>
-          <w:bottom w:val="none" w:color="000000" w:sz="4" w:space="0"/>
-          <w:right w:val="none" w:color="000000" w:sz="4" w:space="0"/>
-        </w:tcBorders>
-      </w:tcPr>
-    </w:tblStylePr>
-    <w:tblStylePr w:type="firstRow">
-      <w:rPr>
-        <w:b/>
-        <w:color w:val="404040"/>
-      </w:rPr>
-      <w:pPr>
-        <w:pBdr/>
-        <w:spacing/>
-        <w:ind/>
-      </w:pPr>
-      <w:tblPr>
-        <w:tblBorders/>
-      </w:tblPr>
-      <w:tcPr>
         <w:shd w:val="clear" w:color="ffffff"/>
         <w:tcBorders>
           <w:top w:val="none" w:color="000000" w:sz="4" w:space="0"/>
@@ -6750,30 +6565,7 @@
         </w:tcBorders>
       </w:tcPr>
     </w:tblStylePr>
-    <w:tblStylePr w:type="lastCol">
-      <w:rPr>
-        <w:i/>
-        <w:color w:val="404040"/>
-      </w:rPr>
-      <w:pPr>
-        <w:pBdr/>
-        <w:spacing/>
-        <w:ind/>
-      </w:pPr>
-      <w:tblPr>
-        <w:tblBorders/>
-      </w:tblPr>
-      <w:tcPr>
-        <w:shd w:color="ffffff"/>
-        <w:tcBorders>
-          <w:top w:val="none" w:color="000000" w:sz="4" w:space="0"/>
-          <w:left w:val="none" w:color="000000" w:sz="4" w:space="0"/>
-          <w:bottom w:val="none" w:color="000000" w:sz="4" w:space="0"/>
-          <w:right w:val="none" w:color="000000" w:sz="4" w:space="0"/>
-        </w:tcBorders>
-      </w:tcPr>
-    </w:tblStylePr>
-    <w:tblStylePr w:type="lastRow">
+    <w:tblStylePr w:type="firstRow">
       <w:rPr>
         <w:b/>
         <w:color w:val="404040"/>
@@ -6796,6 +6588,52 @@
         </w:tcBorders>
       </w:tcPr>
     </w:tblStylePr>
+    <w:tblStylePr w:type="lastCol">
+      <w:rPr>
+        <w:i/>
+        <w:color w:val="404040"/>
+      </w:rPr>
+      <w:pPr>
+        <w:pBdr/>
+        <w:spacing/>
+        <w:ind/>
+      </w:pPr>
+      <w:tblPr>
+        <w:tblBorders/>
+      </w:tblPr>
+      <w:tcPr>
+        <w:shd w:val="clear" w:color="ffffff"/>
+        <w:tcBorders>
+          <w:top w:val="none" w:color="000000" w:sz="4" w:space="0"/>
+          <w:left w:val="none" w:color="000000" w:sz="4" w:space="0"/>
+          <w:bottom w:val="none" w:color="000000" w:sz="4" w:space="0"/>
+          <w:right w:val="none" w:color="000000" w:sz="4" w:space="0"/>
+        </w:tcBorders>
+      </w:tcPr>
+    </w:tblStylePr>
+    <w:tblStylePr w:type="lastRow">
+      <w:rPr>
+        <w:b/>
+        <w:color w:val="404040"/>
+      </w:rPr>
+      <w:pPr>
+        <w:pBdr/>
+        <w:spacing/>
+        <w:ind/>
+      </w:pPr>
+      <w:tblPr>
+        <w:tblBorders/>
+      </w:tblPr>
+      <w:tcPr>
+        <w:shd w:val="clear" w:color="ffffff"/>
+        <w:tcBorders>
+          <w:top w:val="none" w:color="000000" w:sz="4" w:space="0"/>
+          <w:left w:val="none" w:color="000000" w:sz="4" w:space="0"/>
+          <w:bottom w:val="none" w:color="000000" w:sz="4" w:space="0"/>
+          <w:right w:val="none" w:color="000000" w:sz="4" w:space="0"/>
+        </w:tcBorders>
+      </w:tcPr>
+    </w:tblStylePr>
     <w:tblStylePr w:type="nwCell">
       <w:pPr>
         <w:pBdr/>
@@ -6862,9 +6700,9 @@
       </w:tcPr>
     </w:tblStylePr>
   </w:style>
-  <w:style w:type="table" w:styleId="39">
+  <w:style w:type="table" w:styleId="729">
     <w:name w:val="Grid Table 4"/>
-    <w:basedOn w:val="675"/>
+    <w:basedOn w:val="869"/>
     <w:uiPriority w:val="59"/>
     <w:pPr>
       <w:pBdr/>
@@ -7095,9 +6933,9 @@
       </w:tcPr>
     </w:tblStylePr>
   </w:style>
-  <w:style w:type="table" w:styleId="40">
+  <w:style w:type="table" w:styleId="730">
     <w:name w:val="Grid Table 4 - Accent 1"/>
-    <w:basedOn w:val="675"/>
+    <w:basedOn w:val="869"/>
     <w:uiPriority w:val="59"/>
     <w:pPr>
       <w:pBdr/>
@@ -7328,9 +7166,9 @@
       </w:tcPr>
     </w:tblStylePr>
   </w:style>
-  <w:style w:type="table" w:styleId="41">
+  <w:style w:type="table" w:styleId="731">
     <w:name w:val="Grid Table 4 - Accent 2"/>
-    <w:basedOn w:val="675"/>
+    <w:basedOn w:val="869"/>
     <w:uiPriority w:val="59"/>
     <w:pPr>
       <w:pBdr/>
@@ -7561,9 +7399,9 @@
       </w:tcPr>
     </w:tblStylePr>
   </w:style>
-  <w:style w:type="table" w:styleId="42">
+  <w:style w:type="table" w:styleId="732">
     <w:name w:val="Grid Table 4 - Accent 3"/>
-    <w:basedOn w:val="675"/>
+    <w:basedOn w:val="869"/>
     <w:uiPriority w:val="59"/>
     <w:pPr>
       <w:pBdr/>
@@ -7794,9 +7632,9 @@
       </w:tcPr>
     </w:tblStylePr>
   </w:style>
-  <w:style w:type="table" w:styleId="43">
+  <w:style w:type="table" w:styleId="733">
     <w:name w:val="Grid Table 4 - Accent 4"/>
-    <w:basedOn w:val="675"/>
+    <w:basedOn w:val="869"/>
     <w:uiPriority w:val="59"/>
     <w:pPr>
       <w:pBdr/>
@@ -8027,9 +7865,9 @@
       </w:tcPr>
     </w:tblStylePr>
   </w:style>
-  <w:style w:type="table" w:styleId="44">
+  <w:style w:type="table" w:styleId="734">
     <w:name w:val="Grid Table 4 - Accent 5"/>
-    <w:basedOn w:val="675"/>
+    <w:basedOn w:val="869"/>
     <w:uiPriority w:val="59"/>
     <w:pPr>
       <w:pBdr/>
@@ -8260,9 +8098,9 @@
       </w:tcPr>
     </w:tblStylePr>
   </w:style>
-  <w:style w:type="table" w:styleId="45">
+  <w:style w:type="table" w:styleId="735">
     <w:name w:val="Grid Table 4 - Accent 6"/>
-    <w:basedOn w:val="675"/>
+    <w:basedOn w:val="869"/>
     <w:uiPriority w:val="59"/>
     <w:pPr>
       <w:pBdr/>
@@ -8493,9 +8331,9 @@
       </w:tcPr>
     </w:tblStylePr>
   </w:style>
-  <w:style w:type="table" w:styleId="46">
+  <w:style w:type="table" w:styleId="736">
     <w:name w:val="Grid Table 5 Dark"/>
-    <w:basedOn w:val="675"/>
+    <w:basedOn w:val="869"/>
     <w:uiPriority w:val="99"/>
     <w:pPr>
       <w:pBdr/>
@@ -8721,9 +8559,9 @@
       </w:tcPr>
     </w:tblStylePr>
   </w:style>
-  <w:style w:type="table" w:styleId="47">
+  <w:style w:type="table" w:styleId="737">
     <w:name w:val="Grid Table 5 Dark- Accent 1"/>
-    <w:basedOn w:val="675"/>
+    <w:basedOn w:val="869"/>
     <w:uiPriority w:val="99"/>
     <w:pPr>
       <w:pBdr/>
@@ -8949,9 +8787,9 @@
       </w:tcPr>
     </w:tblStylePr>
   </w:style>
-  <w:style w:type="table" w:styleId="48">
+  <w:style w:type="table" w:styleId="738">
     <w:name w:val="Grid Table 5 Dark - Accent 2"/>
-    <w:basedOn w:val="675"/>
+    <w:basedOn w:val="869"/>
     <w:uiPriority w:val="99"/>
     <w:pPr>
       <w:pBdr/>
@@ -9177,9 +9015,9 @@
       </w:tcPr>
     </w:tblStylePr>
   </w:style>
-  <w:style w:type="table" w:styleId="49">
+  <w:style w:type="table" w:styleId="739">
     <w:name w:val="Grid Table 5 Dark - Accent 3"/>
-    <w:basedOn w:val="675"/>
+    <w:basedOn w:val="869"/>
     <w:uiPriority w:val="99"/>
     <w:pPr>
       <w:pBdr/>
@@ -9405,9 +9243,9 @@
       </w:tcPr>
     </w:tblStylePr>
   </w:style>
-  <w:style w:type="table" w:styleId="50">
+  <w:style w:type="table" w:styleId="740">
     <w:name w:val="Grid Table 5 Dark- Accent 4"/>
-    <w:basedOn w:val="675"/>
+    <w:basedOn w:val="869"/>
     <w:uiPriority w:val="99"/>
     <w:pPr>
       <w:pBdr/>
@@ -9633,9 +9471,9 @@
       </w:tcPr>
     </w:tblStylePr>
   </w:style>
-  <w:style w:type="table" w:styleId="51">
+  <w:style w:type="table" w:styleId="741">
     <w:name w:val="Grid Table 5 Dark - Accent 5"/>
-    <w:basedOn w:val="675"/>
+    <w:basedOn w:val="869"/>
     <w:uiPriority w:val="99"/>
     <w:pPr>
       <w:pBdr/>
@@ -9861,9 +9699,9 @@
       </w:tcPr>
     </w:tblStylePr>
   </w:style>
-  <w:style w:type="table" w:styleId="52">
+  <w:style w:type="table" w:styleId="742">
     <w:name w:val="Grid Table 5 Dark - Accent 6"/>
-    <w:basedOn w:val="675"/>
+    <w:basedOn w:val="869"/>
     <w:uiPriority w:val="99"/>
     <w:pPr>
       <w:pBdr/>
@@ -10089,9 +9927,9 @@
       </w:tcPr>
     </w:tblStylePr>
   </w:style>
-  <w:style w:type="table" w:styleId="53">
+  <w:style w:type="table" w:styleId="743">
     <w:name w:val="Grid Table 6 Colorful"/>
-    <w:basedOn w:val="675"/>
+    <w:basedOn w:val="869"/>
     <w:uiPriority w:val="99"/>
     <w:pPr>
       <w:pBdr/>
@@ -10319,9 +10157,9 @@
       </w:tcPr>
     </w:tblStylePr>
   </w:style>
-  <w:style w:type="table" w:styleId="54">
+  <w:style w:type="table" w:styleId="744">
     <w:name w:val="Grid Table 6 Colorful - Accent 1"/>
-    <w:basedOn w:val="675"/>
+    <w:basedOn w:val="869"/>
     <w:uiPriority w:val="99"/>
     <w:pPr>
       <w:pBdr/>
@@ -10549,9 +10387,9 @@
       </w:tcPr>
     </w:tblStylePr>
   </w:style>
-  <w:style w:type="table" w:styleId="55">
+  <w:style w:type="table" w:styleId="745">
     <w:name w:val="Grid Table 6 Colorful - Accent 2"/>
-    <w:basedOn w:val="675"/>
+    <w:basedOn w:val="869"/>
     <w:uiPriority w:val="99"/>
     <w:pPr>
       <w:pBdr/>
@@ -10779,9 +10617,9 @@
       </w:tcPr>
     </w:tblStylePr>
   </w:style>
-  <w:style w:type="table" w:styleId="56">
+  <w:style w:type="table" w:styleId="746">
     <w:name w:val="Grid Table 6 Colorful - Accent 3"/>
-    <w:basedOn w:val="675"/>
+    <w:basedOn w:val="869"/>
     <w:uiPriority w:val="99"/>
     <w:pPr>
       <w:pBdr/>
@@ -11009,9 +10847,9 @@
       </w:tcPr>
     </w:tblStylePr>
   </w:style>
-  <w:style w:type="table" w:styleId="57">
+  <w:style w:type="table" w:styleId="747">
     <w:name w:val="Grid Table 6 Colorful - Accent 4"/>
-    <w:basedOn w:val="675"/>
+    <w:basedOn w:val="869"/>
     <w:uiPriority w:val="99"/>
     <w:pPr>
       <w:pBdr/>
@@ -11239,9 +11077,9 @@
       </w:tcPr>
     </w:tblStylePr>
   </w:style>
-  <w:style w:type="table" w:styleId="58">
+  <w:style w:type="table" w:styleId="748">
     <w:name w:val="Grid Table 6 Colorful - Accent 5"/>
-    <w:basedOn w:val="675"/>
+    <w:basedOn w:val="869"/>
     <w:uiPriority w:val="99"/>
     <w:pPr>
       <w:pBdr/>
@@ -11469,9 +11307,9 @@
       </w:tcPr>
     </w:tblStylePr>
   </w:style>
-  <w:style w:type="table" w:styleId="59">
+  <w:style w:type="table" w:styleId="749">
     <w:name w:val="Grid Table 6 Colorful - Accent 6"/>
-    <w:basedOn w:val="675"/>
+    <w:basedOn w:val="869"/>
     <w:uiPriority w:val="99"/>
     <w:pPr>
       <w:pBdr/>
@@ -11699,9 +11537,9 @@
       </w:tcPr>
     </w:tblStylePr>
   </w:style>
-  <w:style w:type="table" w:styleId="60">
+  <w:style w:type="table" w:styleId="750">
     <w:name w:val="Grid Table 7 Colorful"/>
-    <w:basedOn w:val="675"/>
+    <w:basedOn w:val="869"/>
     <w:uiPriority w:val="99"/>
     <w:pPr>
       <w:pBdr/>
@@ -11803,11 +11641,11 @@
         <w:tblBorders/>
       </w:tblPr>
       <w:tcPr>
-        <w:shd w:color="ffffff"/>
+        <w:shd w:val="clear" w:color="ffffff"/>
         <w:tcBorders>
-          <w:top w:val="none"/>
-          <w:left w:val="none"/>
-          <w:bottom w:val="none"/>
+          <w:top w:val="none" w:color="000000" w:sz="4" w:space="0"/>
+          <w:left w:val="none" w:color="000000" w:sz="4" w:space="0"/>
+          <w:bottom w:val="none" w:color="000000" w:sz="4" w:space="0"/>
           <w:right w:val="single" w:color="000000" w:themeColor="text1" w:themeTint="80" w:sz="4" w:space="0"/>
         </w:tcBorders>
       </w:tcPr>
@@ -11830,10 +11668,10 @@
       <w:tcPr>
         <w:shd w:val="clear" w:color="ffffff" w:themeColor="light1" w:fill="ffffff" w:themeFill="light1"/>
         <w:tcBorders>
-          <w:top w:val="none"/>
-          <w:left w:val="none"/>
+          <w:top w:val="none" w:color="000000" w:sz="4" w:space="0"/>
+          <w:left w:val="none" w:color="000000" w:sz="4" w:space="0"/>
           <w:bottom w:val="single" w:color="000000" w:themeColor="text1" w:themeTint="80" w:sz="4" w:space="0"/>
-          <w:right w:val="none"/>
+          <w:right w:val="none" w:color="000000" w:sz="4" w:space="0"/>
         </w:tcBorders>
       </w:tcPr>
     </w:tblStylePr>
@@ -11853,12 +11691,12 @@
         <w:tblBorders/>
       </w:tblPr>
       <w:tcPr>
-        <w:shd w:color="ffffff"/>
+        <w:shd w:val="clear" w:color="ffffff"/>
         <w:tcBorders>
-          <w:top w:val="none"/>
+          <w:top w:val="none" w:color="000000" w:sz="4" w:space="0"/>
           <w:left w:val="single" w:color="000000" w:themeColor="text1" w:themeTint="80" w:sz="4" w:space="0"/>
-          <w:bottom w:val="none"/>
-          <w:right w:val="none"/>
+          <w:bottom w:val="none" w:color="000000" w:sz="4" w:space="0"/>
+          <w:right w:val="none" w:color="000000" w:sz="4" w:space="0"/>
         </w:tcBorders>
       </w:tcPr>
     </w:tblStylePr>
@@ -11881,9 +11719,9 @@
         <w:shd w:val="clear" w:color="ffffff" w:themeColor="light1" w:fill="ffffff" w:themeFill="light1"/>
         <w:tcBorders>
           <w:top w:val="single" w:color="000000" w:themeColor="text1" w:themeTint="80" w:sz="4" w:space="0"/>
-          <w:left w:val="none"/>
-          <w:bottom w:val="none"/>
-          <w:right w:val="none"/>
+          <w:left w:val="none" w:color="000000" w:sz="4" w:space="0"/>
+          <w:bottom w:val="none" w:color="000000" w:sz="4" w:space="0"/>
+          <w:right w:val="none" w:color="000000" w:sz="4" w:space="0"/>
         </w:tcBorders>
       </w:tcPr>
     </w:tblStylePr>
@@ -11953,9 +11791,9 @@
       </w:tcPr>
     </w:tblStylePr>
   </w:style>
-  <w:style w:type="table" w:styleId="61">
+  <w:style w:type="table" w:styleId="751">
     <w:name w:val="Grid Table 7 Colorful - Accent 1"/>
-    <w:basedOn w:val="675"/>
+    <w:basedOn w:val="869"/>
     <w:uiPriority w:val="99"/>
     <w:pPr>
       <w:pBdr/>
@@ -12057,11 +11895,11 @@
         <w:tblBorders/>
       </w:tblPr>
       <w:tcPr>
-        <w:shd w:color="ffffff"/>
+        <w:shd w:val="clear" w:color="ffffff"/>
         <w:tcBorders>
-          <w:top w:val="none"/>
-          <w:left w:val="none"/>
-          <w:bottom w:val="none"/>
+          <w:top w:val="none" w:color="000000" w:sz="4" w:space="0"/>
+          <w:left w:val="none" w:color="000000" w:sz="4" w:space="0"/>
+          <w:bottom w:val="none" w:color="000000" w:sz="4" w:space="0"/>
           <w:right w:val="single" w:color="000000" w:themeColor="accent1" w:themeTint="80" w:sz="4" w:space="0"/>
         </w:tcBorders>
       </w:tcPr>
@@ -12084,10 +11922,10 @@
       <w:tcPr>
         <w:shd w:val="clear" w:color="ffffff" w:themeColor="light1" w:fill="ffffff" w:themeFill="light1"/>
         <w:tcBorders>
-          <w:top w:val="none"/>
-          <w:left w:val="none"/>
+          <w:top w:val="none" w:color="000000" w:sz="4" w:space="0"/>
+          <w:left w:val="none" w:color="000000" w:sz="4" w:space="0"/>
           <w:bottom w:val="single" w:color="000000" w:themeColor="accent1" w:themeTint="80" w:sz="4" w:space="0"/>
-          <w:right w:val="none"/>
+          <w:right w:val="none" w:color="000000" w:sz="4" w:space="0"/>
         </w:tcBorders>
       </w:tcPr>
     </w:tblStylePr>
@@ -12107,12 +11945,12 @@
         <w:tblBorders/>
       </w:tblPr>
       <w:tcPr>
-        <w:shd w:color="ffffff"/>
+        <w:shd w:val="clear" w:color="ffffff"/>
         <w:tcBorders>
-          <w:top w:val="none"/>
+          <w:top w:val="none" w:color="000000" w:sz="4" w:space="0"/>
           <w:left w:val="single" w:color="000000" w:themeColor="accent1" w:themeTint="80" w:sz="4" w:space="0"/>
-          <w:bottom w:val="none"/>
-          <w:right w:val="none"/>
+          <w:bottom w:val="none" w:color="000000" w:sz="4" w:space="0"/>
+          <w:right w:val="none" w:color="000000" w:sz="4" w:space="0"/>
         </w:tcBorders>
       </w:tcPr>
     </w:tblStylePr>
@@ -12135,9 +11973,9 @@
         <w:shd w:val="clear" w:color="ffffff" w:themeColor="light1" w:fill="ffffff" w:themeFill="light1"/>
         <w:tcBorders>
           <w:top w:val="single" w:color="000000" w:themeColor="accent1" w:themeTint="80" w:sz="4" w:space="0"/>
-          <w:left w:val="none"/>
-          <w:bottom w:val="none"/>
-          <w:right w:val="none"/>
+          <w:left w:val="none" w:color="000000" w:sz="4" w:space="0"/>
+          <w:bottom w:val="none" w:color="000000" w:sz="4" w:space="0"/>
+          <w:right w:val="none" w:color="000000" w:sz="4" w:space="0"/>
         </w:tcBorders>
       </w:tcPr>
     </w:tblStylePr>
@@ -12207,9 +12045,9 @@
       </w:tcPr>
     </w:tblStylePr>
   </w:style>
-  <w:style w:type="table" w:styleId="62">
+  <w:style w:type="table" w:styleId="752">
     <w:name w:val="Grid Table 7 Colorful - Accent 2"/>
-    <w:basedOn w:val="675"/>
+    <w:basedOn w:val="869"/>
     <w:uiPriority w:val="99"/>
     <w:pPr>
       <w:pBdr/>
@@ -12311,11 +12149,11 @@
         <w:tblBorders/>
       </w:tblPr>
       <w:tcPr>
-        <w:shd w:color="ffffff"/>
+        <w:shd w:val="clear" w:color="ffffff"/>
         <w:tcBorders>
-          <w:top w:val="none"/>
-          <w:left w:val="none"/>
-          <w:bottom w:val="none"/>
+          <w:top w:val="none" w:color="000000" w:sz="4" w:space="0"/>
+          <w:left w:val="none" w:color="000000" w:sz="4" w:space="0"/>
+          <w:bottom w:val="none" w:color="000000" w:sz="4" w:space="0"/>
           <w:right w:val="single" w:color="000000" w:themeColor="accent2" w:themeTint="97" w:sz="4" w:space="0"/>
         </w:tcBorders>
       </w:tcPr>
@@ -12338,10 +12176,10 @@
       <w:tcPr>
         <w:shd w:val="clear" w:color="ffffff" w:themeColor="light1" w:fill="ffffff" w:themeFill="light1"/>
         <w:tcBorders>
-          <w:top w:val="none"/>
-          <w:left w:val="none"/>
+          <w:top w:val="none" w:color="000000" w:sz="4" w:space="0"/>
+          <w:left w:val="none" w:color="000000" w:sz="4" w:space="0"/>
           <w:bottom w:val="single" w:color="000000" w:themeColor="accent2" w:themeTint="97" w:sz="4" w:space="0"/>
-          <w:right w:val="none"/>
+          <w:right w:val="none" w:color="000000" w:sz="4" w:space="0"/>
         </w:tcBorders>
       </w:tcPr>
     </w:tblStylePr>
@@ -12361,12 +12199,12 @@
         <w:tblBorders/>
       </w:tblPr>
       <w:tcPr>
-        <w:shd w:color="ffffff"/>
+        <w:shd w:val="clear" w:color="ffffff"/>
         <w:tcBorders>
-          <w:top w:val="none"/>
+          <w:top w:val="none" w:color="000000" w:sz="4" w:space="0"/>
           <w:left w:val="single" w:color="000000" w:themeColor="accent2" w:themeTint="97" w:sz="4" w:space="0"/>
-          <w:bottom w:val="none"/>
-          <w:right w:val="none"/>
+          <w:bottom w:val="none" w:color="000000" w:sz="4" w:space="0"/>
+          <w:right w:val="none" w:color="000000" w:sz="4" w:space="0"/>
         </w:tcBorders>
       </w:tcPr>
     </w:tblStylePr>
@@ -12389,9 +12227,9 @@
         <w:shd w:val="clear" w:color="ffffff" w:themeColor="light1" w:fill="ffffff" w:themeFill="light1"/>
         <w:tcBorders>
           <w:top w:val="single" w:color="000000" w:themeColor="accent2" w:themeTint="97" w:sz="4" w:space="0"/>
-          <w:left w:val="none"/>
-          <w:bottom w:val="none"/>
-          <w:right w:val="none"/>
+          <w:left w:val="none" w:color="000000" w:sz="4" w:space="0"/>
+          <w:bottom w:val="none" w:color="000000" w:sz="4" w:space="0"/>
+          <w:right w:val="none" w:color="000000" w:sz="4" w:space="0"/>
         </w:tcBorders>
       </w:tcPr>
     </w:tblStylePr>
@@ -12461,9 +12299,9 @@
       </w:tcPr>
     </w:tblStylePr>
   </w:style>
-  <w:style w:type="table" w:styleId="63">
+  <w:style w:type="table" w:styleId="753">
     <w:name w:val="Grid Table 7 Colorful - Accent 3"/>
-    <w:basedOn w:val="675"/>
+    <w:basedOn w:val="869"/>
     <w:uiPriority w:val="99"/>
     <w:pPr>
       <w:pBdr/>
@@ -12565,11 +12403,11 @@
         <w:tblBorders/>
       </w:tblPr>
       <w:tcPr>
-        <w:shd w:color="ffffff"/>
+        <w:shd w:val="clear" w:color="ffffff"/>
         <w:tcBorders>
-          <w:top w:val="none"/>
-          <w:left w:val="none"/>
-          <w:bottom w:val="none"/>
+          <w:top w:val="none" w:color="000000" w:sz="4" w:space="0"/>
+          <w:left w:val="none" w:color="000000" w:sz="4" w:space="0"/>
+          <w:bottom w:val="none" w:color="000000" w:sz="4" w:space="0"/>
           <w:right w:val="single" w:color="000000" w:themeColor="accent3" w:themeTint="FE" w:sz="4" w:space="0"/>
         </w:tcBorders>
       </w:tcPr>
@@ -12592,10 +12430,10 @@
       <w:tcPr>
         <w:shd w:val="clear" w:color="ffffff" w:themeColor="light1" w:fill="ffffff" w:themeFill="light1"/>
         <w:tcBorders>
-          <w:top w:val="none"/>
-          <w:left w:val="none"/>
+          <w:top w:val="none" w:color="000000" w:sz="4" w:space="0"/>
+          <w:left w:val="none" w:color="000000" w:sz="4" w:space="0"/>
           <w:bottom w:val="single" w:color="000000" w:themeColor="accent3" w:themeTint="FE" w:sz="4" w:space="0"/>
-          <w:right w:val="none"/>
+          <w:right w:val="none" w:color="000000" w:sz="4" w:space="0"/>
         </w:tcBorders>
       </w:tcPr>
     </w:tblStylePr>
@@ -12615,12 +12453,12 @@
         <w:tblBorders/>
       </w:tblPr>
       <w:tcPr>
-        <w:shd w:color="ffffff"/>
+        <w:shd w:val="clear" w:color="ffffff"/>
         <w:tcBorders>
-          <w:top w:val="none"/>
+          <w:top w:val="none" w:color="000000" w:sz="4" w:space="0"/>
           <w:left w:val="single" w:color="000000" w:themeColor="accent3" w:themeTint="FE" w:sz="4" w:space="0"/>
-          <w:bottom w:val="none"/>
-          <w:right w:val="none"/>
+          <w:bottom w:val="none" w:color="000000" w:sz="4" w:space="0"/>
+          <w:right w:val="none" w:color="000000" w:sz="4" w:space="0"/>
         </w:tcBorders>
       </w:tcPr>
     </w:tblStylePr>
@@ -12643,9 +12481,9 @@
         <w:shd w:val="clear" w:color="ffffff" w:themeColor="light1" w:fill="ffffff" w:themeFill="light1"/>
         <w:tcBorders>
           <w:top w:val="single" w:color="000000" w:themeColor="accent3" w:themeTint="FE" w:sz="4" w:space="0"/>
-          <w:left w:val="none"/>
-          <w:bottom w:val="none"/>
-          <w:right w:val="none"/>
+          <w:left w:val="none" w:color="000000" w:sz="4" w:space="0"/>
+          <w:bottom w:val="none" w:color="000000" w:sz="4" w:space="0"/>
+          <w:right w:val="none" w:color="000000" w:sz="4" w:space="0"/>
         </w:tcBorders>
       </w:tcPr>
     </w:tblStylePr>
@@ -12715,9 +12553,9 @@
       </w:tcPr>
     </w:tblStylePr>
   </w:style>
-  <w:style w:type="table" w:styleId="64">
+  <w:style w:type="table" w:styleId="754">
     <w:name w:val="Grid Table 7 Colorful - Accent 4"/>
-    <w:basedOn w:val="675"/>
+    <w:basedOn w:val="869"/>
     <w:uiPriority w:val="99"/>
     <w:pPr>
       <w:pBdr/>
@@ -12819,11 +12657,11 @@
         <w:tblBorders/>
       </w:tblPr>
       <w:tcPr>
-        <w:shd w:color="ffffff"/>
+        <w:shd w:val="clear" w:color="ffffff"/>
         <w:tcBorders>
-          <w:top w:val="none"/>
-          <w:left w:val="none"/>
-          <w:bottom w:val="none"/>
+          <w:top w:val="none" w:color="000000" w:sz="4" w:space="0"/>
+          <w:left w:val="none" w:color="000000" w:sz="4" w:space="0"/>
+          <w:bottom w:val="none" w:color="000000" w:sz="4" w:space="0"/>
           <w:right w:val="single" w:color="000000" w:themeColor="accent4" w:themeTint="9A" w:sz="4" w:space="0"/>
         </w:tcBorders>
       </w:tcPr>
@@ -12846,10 +12684,10 @@
       <w:tcPr>
         <w:shd w:val="clear" w:color="ffffff" w:themeColor="light1" w:fill="ffffff" w:themeFill="light1"/>
         <w:tcBorders>
-          <w:top w:val="none"/>
-          <w:left w:val="none"/>
+          <w:top w:val="none" w:color="000000" w:sz="4" w:space="0"/>
+          <w:left w:val="none" w:color="000000" w:sz="4" w:space="0"/>
           <w:bottom w:val="single" w:color="000000" w:themeColor="accent4" w:themeTint="9A" w:sz="4" w:space="0"/>
-          <w:right w:val="none"/>
+          <w:right w:val="none" w:color="000000" w:sz="4" w:space="0"/>
         </w:tcBorders>
       </w:tcPr>
     </w:tblStylePr>
@@ -12869,12 +12707,12 @@
         <w:tblBorders/>
       </w:tblPr>
       <w:tcPr>
-        <w:shd w:color="ffffff"/>
+        <w:shd w:val="clear" w:color="ffffff"/>
         <w:tcBorders>
-          <w:top w:val="none"/>
+          <w:top w:val="none" w:color="000000" w:sz="4" w:space="0"/>
           <w:left w:val="single" w:color="000000" w:themeColor="accent4" w:themeTint="9A" w:sz="4" w:space="0"/>
-          <w:bottom w:val="none"/>
-          <w:right w:val="none"/>
+          <w:bottom w:val="none" w:color="000000" w:sz="4" w:space="0"/>
+          <w:right w:val="none" w:color="000000" w:sz="4" w:space="0"/>
         </w:tcBorders>
       </w:tcPr>
     </w:tblStylePr>
@@ -12897,9 +12735,9 @@
         <w:shd w:val="clear" w:color="ffffff" w:themeColor="light1" w:fill="ffffff" w:themeFill="light1"/>
         <w:tcBorders>
           <w:top w:val="single" w:color="000000" w:themeColor="accent4" w:themeTint="9A" w:sz="4" w:space="0"/>
-          <w:left w:val="none"/>
-          <w:bottom w:val="none"/>
-          <w:right w:val="none"/>
+          <w:left w:val="none" w:color="000000" w:sz="4" w:space="0"/>
+          <w:bottom w:val="none" w:color="000000" w:sz="4" w:space="0"/>
+          <w:right w:val="none" w:color="000000" w:sz="4" w:space="0"/>
         </w:tcBorders>
       </w:tcPr>
     </w:tblStylePr>
@@ -12969,9 +12807,9 @@
       </w:tcPr>
     </w:tblStylePr>
   </w:style>
-  <w:style w:type="table" w:styleId="65">
+  <w:style w:type="table" w:styleId="755">
     <w:name w:val="Grid Table 7 Colorful - Accent 5"/>
-    <w:basedOn w:val="675"/>
+    <w:basedOn w:val="869"/>
     <w:uiPriority w:val="99"/>
     <w:pPr>
       <w:pBdr/>
@@ -13073,11 +12911,11 @@
         <w:tblBorders/>
       </w:tblPr>
       <w:tcPr>
-        <w:shd w:color="ffffff"/>
+        <w:shd w:val="clear" w:color="ffffff"/>
         <w:tcBorders>
-          <w:top w:val="none"/>
-          <w:left w:val="none"/>
-          <w:bottom w:val="none"/>
+          <w:top w:val="none" w:color="000000" w:sz="4" w:space="0"/>
+          <w:left w:val="none" w:color="000000" w:sz="4" w:space="0"/>
+          <w:bottom w:val="none" w:color="000000" w:sz="4" w:space="0"/>
           <w:right w:val="single" w:color="000000" w:themeColor="accent5" w:themeTint="90" w:sz="4" w:space="0"/>
         </w:tcBorders>
       </w:tcPr>
@@ -13100,10 +12938,10 @@
       <w:tcPr>
         <w:shd w:val="clear" w:color="ffffff" w:themeColor="light1" w:fill="ffffff" w:themeFill="light1"/>
         <w:tcBorders>
-          <w:top w:val="none"/>
-          <w:left w:val="none"/>
+          <w:top w:val="none" w:color="000000" w:sz="4" w:space="0"/>
+          <w:left w:val="none" w:color="000000" w:sz="4" w:space="0"/>
           <w:bottom w:val="single" w:color="000000" w:themeColor="accent5" w:themeTint="90" w:sz="4" w:space="0"/>
-          <w:right w:val="none"/>
+          <w:right w:val="none" w:color="000000" w:sz="4" w:space="0"/>
         </w:tcBorders>
       </w:tcPr>
     </w:tblStylePr>
@@ -13123,12 +12961,12 @@
         <w:tblBorders/>
       </w:tblPr>
       <w:tcPr>
-        <w:shd w:color="ffffff"/>
+        <w:shd w:val="clear" w:color="ffffff"/>
         <w:tcBorders>
-          <w:top w:val="none"/>
+          <w:top w:val="none" w:color="000000" w:sz="4" w:space="0"/>
           <w:left w:val="single" w:color="000000" w:themeColor="accent5" w:themeTint="90" w:sz="4" w:space="0"/>
-          <w:bottom w:val="none"/>
-          <w:right w:val="none"/>
+          <w:bottom w:val="none" w:color="000000" w:sz="4" w:space="0"/>
+          <w:right w:val="none" w:color="000000" w:sz="4" w:space="0"/>
         </w:tcBorders>
       </w:tcPr>
     </w:tblStylePr>
@@ -13151,9 +12989,9 @@
         <w:shd w:val="clear" w:color="ffffff" w:themeColor="light1" w:fill="ffffff" w:themeFill="light1"/>
         <w:tcBorders>
           <w:top w:val="single" w:color="000000" w:themeColor="accent5" w:themeTint="90" w:sz="4" w:space="0"/>
-          <w:left w:val="none"/>
-          <w:bottom w:val="none"/>
-          <w:right w:val="none"/>
+          <w:left w:val="none" w:color="000000" w:sz="4" w:space="0"/>
+          <w:bottom w:val="none" w:color="000000" w:sz="4" w:space="0"/>
+          <w:right w:val="none" w:color="000000" w:sz="4" w:space="0"/>
         </w:tcBorders>
       </w:tcPr>
     </w:tblStylePr>
@@ -13223,9 +13061,9 @@
       </w:tcPr>
     </w:tblStylePr>
   </w:style>
-  <w:style w:type="table" w:styleId="66">
+  <w:style w:type="table" w:styleId="756">
     <w:name w:val="Grid Table 7 Colorful - Accent 6"/>
-    <w:basedOn w:val="675"/>
+    <w:basedOn w:val="869"/>
     <w:uiPriority w:val="99"/>
     <w:pPr>
       <w:pBdr/>
@@ -13327,11 +13165,11 @@
         <w:tblBorders/>
       </w:tblPr>
       <w:tcPr>
-        <w:shd w:color="ffffff"/>
+        <w:shd w:val="clear" w:color="ffffff"/>
         <w:tcBorders>
-          <w:top w:val="none"/>
-          <w:left w:val="none"/>
-          <w:bottom w:val="none"/>
+          <w:top w:val="none" w:color="000000" w:sz="4" w:space="0"/>
+          <w:left w:val="none" w:color="000000" w:sz="4" w:space="0"/>
+          <w:bottom w:val="none" w:color="000000" w:sz="4" w:space="0"/>
           <w:right w:val="single" w:color="000000" w:themeColor="accent6" w:themeTint="90" w:sz="4" w:space="0"/>
         </w:tcBorders>
       </w:tcPr>
@@ -13354,10 +13192,10 @@
       <w:tcPr>
         <w:shd w:val="clear" w:color="ffffff" w:themeColor="light1" w:fill="ffffff" w:themeFill="light1"/>
         <w:tcBorders>
-          <w:top w:val="none"/>
-          <w:left w:val="none"/>
+          <w:top w:val="none" w:color="000000" w:sz="4" w:space="0"/>
+          <w:left w:val="none" w:color="000000" w:sz="4" w:space="0"/>
           <w:bottom w:val="single" w:color="000000" w:themeColor="accent6" w:themeTint="90" w:sz="4" w:space="0"/>
-          <w:right w:val="none"/>
+          <w:right w:val="none" w:color="000000" w:sz="4" w:space="0"/>
         </w:tcBorders>
       </w:tcPr>
     </w:tblStylePr>
@@ -13377,12 +13215,12 @@
         <w:tblBorders/>
       </w:tblPr>
       <w:tcPr>
-        <w:shd w:color="ffffff"/>
+        <w:shd w:val="clear" w:color="ffffff"/>
         <w:tcBorders>
-          <w:top w:val="none"/>
+          <w:top w:val="none" w:color="000000" w:sz="4" w:space="0"/>
           <w:left w:val="single" w:color="000000" w:themeColor="accent6" w:themeTint="90" w:sz="4" w:space="0"/>
-          <w:bottom w:val="none"/>
-          <w:right w:val="none"/>
+          <w:bottom w:val="none" w:color="000000" w:sz="4" w:space="0"/>
+          <w:right w:val="none" w:color="000000" w:sz="4" w:space="0"/>
         </w:tcBorders>
       </w:tcPr>
     </w:tblStylePr>
@@ -13405,9 +13243,9 @@
         <w:shd w:val="clear" w:color="ffffff" w:themeColor="light1" w:fill="ffffff" w:themeFill="light1"/>
         <w:tcBorders>
           <w:top w:val="single" w:color="000000" w:themeColor="accent6" w:themeTint="90" w:sz="4" w:space="0"/>
-          <w:left w:val="none"/>
-          <w:bottom w:val="none"/>
-          <w:right w:val="none"/>
+          <w:left w:val="none" w:color="000000" w:sz="4" w:space="0"/>
+          <w:bottom w:val="none" w:color="000000" w:sz="4" w:space="0"/>
+          <w:right w:val="none" w:color="000000" w:sz="4" w:space="0"/>
         </w:tcBorders>
       </w:tcPr>
     </w:tblStylePr>
@@ -13477,9 +13315,9 @@
       </w:tcPr>
     </w:tblStylePr>
   </w:style>
-  <w:style w:type="table" w:styleId="67">
+  <w:style w:type="table" w:styleId="757">
     <w:name w:val="List Table 1 Light"/>
-    <w:basedOn w:val="675"/>
+    <w:basedOn w:val="869"/>
     <w:uiPriority w:val="99"/>
     <w:pPr>
       <w:pBdr/>
@@ -13693,9 +13531,9 @@
       </w:tcPr>
     </w:tblStylePr>
   </w:style>
-  <w:style w:type="table" w:styleId="68">
+  <w:style w:type="table" w:styleId="758">
     <w:name w:val="List Table 1 Light - Accent 1"/>
-    <w:basedOn w:val="675"/>
+    <w:basedOn w:val="869"/>
     <w:uiPriority w:val="99"/>
     <w:pPr>
       <w:pBdr/>
@@ -13909,9 +13747,9 @@
       </w:tcPr>
     </w:tblStylePr>
   </w:style>
-  <w:style w:type="table" w:styleId="69">
+  <w:style w:type="table" w:styleId="759">
     <w:name w:val="List Table 1 Light - Accent 2"/>
-    <w:basedOn w:val="675"/>
+    <w:basedOn w:val="869"/>
     <w:uiPriority w:val="99"/>
     <w:pPr>
       <w:pBdr/>
@@ -14125,9 +13963,9 @@
       </w:tcPr>
     </w:tblStylePr>
   </w:style>
-  <w:style w:type="table" w:styleId="70">
+  <w:style w:type="table" w:styleId="760">
     <w:name w:val="List Table 1 Light - Accent 3"/>
-    <w:basedOn w:val="675"/>
+    <w:basedOn w:val="869"/>
     <w:uiPriority w:val="99"/>
     <w:pPr>
       <w:pBdr/>
@@ -14341,9 +14179,9 @@
       </w:tcPr>
     </w:tblStylePr>
   </w:style>
-  <w:style w:type="table" w:styleId="71">
+  <w:style w:type="table" w:styleId="761">
     <w:name w:val="List Table 1 Light - Accent 4"/>
-    <w:basedOn w:val="675"/>
+    <w:basedOn w:val="869"/>
     <w:uiPriority w:val="99"/>
     <w:pPr>
       <w:pBdr/>
@@ -14557,9 +14395,9 @@
       </w:tcPr>
     </w:tblStylePr>
   </w:style>
-  <w:style w:type="table" w:styleId="72">
+  <w:style w:type="table" w:styleId="762">
     <w:name w:val="List Table 1 Light - Accent 5"/>
-    <w:basedOn w:val="675"/>
+    <w:basedOn w:val="869"/>
     <w:uiPriority w:val="99"/>
     <w:pPr>
       <w:pBdr/>
@@ -14773,9 +14611,9 @@
       </w:tcPr>
     </w:tblStylePr>
   </w:style>
-  <w:style w:type="table" w:styleId="73">
+  <w:style w:type="table" w:styleId="763">
     <w:name w:val="List Table 1 Light - Accent 6"/>
-    <w:basedOn w:val="675"/>
+    <w:basedOn w:val="869"/>
     <w:uiPriority w:val="99"/>
     <w:pPr>
       <w:pBdr/>
@@ -14989,9 +14827,9 @@
       </w:tcPr>
     </w:tblStylePr>
   </w:style>
-  <w:style w:type="table" w:styleId="74">
+  <w:style w:type="table" w:styleId="764">
     <w:name w:val="List Table 2"/>
-    <w:basedOn w:val="675"/>
+    <w:basedOn w:val="869"/>
     <w:uiPriority w:val="99"/>
     <w:pPr>
       <w:pBdr/>
@@ -15227,9 +15065,9 @@
       </w:tcPr>
     </w:tblStylePr>
   </w:style>
-  <w:style w:type="table" w:styleId="75">
+  <w:style w:type="table" w:styleId="765">
     <w:name w:val="List Table 2 - Accent 1"/>
-    <w:basedOn w:val="675"/>
+    <w:basedOn w:val="869"/>
     <w:uiPriority w:val="99"/>
     <w:pPr>
       <w:pBdr/>
@@ -15465,9 +15303,9 @@
       </w:tcPr>
     </w:tblStylePr>
   </w:style>
-  <w:style w:type="table" w:styleId="76">
+  <w:style w:type="table" w:styleId="766">
     <w:name w:val="List Table 2 - Accent 2"/>
-    <w:basedOn w:val="675"/>
+    <w:basedOn w:val="869"/>
     <w:uiPriority w:val="99"/>
     <w:pPr>
       <w:pBdr/>
@@ -15703,9 +15541,9 @@
       </w:tcPr>
     </w:tblStylePr>
   </w:style>
-  <w:style w:type="table" w:styleId="77">
+  <w:style w:type="table" w:styleId="767">
     <w:name w:val="List Table 2 - Accent 3"/>
-    <w:basedOn w:val="675"/>
+    <w:basedOn w:val="869"/>
     <w:uiPriority w:val="99"/>
     <w:pPr>
       <w:pBdr/>
@@ -15941,9 +15779,9 @@
       </w:tcPr>
     </w:tblStylePr>
   </w:style>
-  <w:style w:type="table" w:styleId="78">
+  <w:style w:type="table" w:styleId="768">
     <w:name w:val="List Table 2 - Accent 4"/>
-    <w:basedOn w:val="675"/>
+    <w:basedOn w:val="869"/>
     <w:uiPriority w:val="99"/>
     <w:pPr>
       <w:pBdr/>
@@ -16179,9 +16017,9 @@
       </w:tcPr>
     </w:tblStylePr>
   </w:style>
-  <w:style w:type="table" w:styleId="79">
+  <w:style w:type="table" w:styleId="769">
     <w:name w:val="List Table 2 - Accent 5"/>
-    <w:basedOn w:val="675"/>
+    <w:basedOn w:val="869"/>
     <w:uiPriority w:val="99"/>
     <w:pPr>
       <w:pBdr/>
@@ -16417,9 +16255,9 @@
       </w:tcPr>
     </w:tblStylePr>
   </w:style>
-  <w:style w:type="table" w:styleId="80">
+  <w:style w:type="table" w:styleId="770">
     <w:name w:val="List Table 2 - Accent 6"/>
-    <w:basedOn w:val="675"/>
+    <w:basedOn w:val="869"/>
     <w:uiPriority w:val="99"/>
     <w:pPr>
       <w:pBdr/>
@@ -16655,9 +16493,9 @@
       </w:tcPr>
     </w:tblStylePr>
   </w:style>
-  <w:style w:type="table" w:styleId="81">
+  <w:style w:type="table" w:styleId="771">
     <w:name w:val="List Table 3"/>
-    <w:basedOn w:val="675"/>
+    <w:basedOn w:val="869"/>
     <w:uiPriority w:val="99"/>
     <w:pPr>
       <w:pBdr/>
@@ -16883,9 +16721,9 @@
       </w:tcPr>
     </w:tblStylePr>
   </w:style>
-  <w:style w:type="table" w:styleId="82">
+  <w:style w:type="table" w:styleId="772">
     <w:name w:val="List Table 3 - Accent 1"/>
-    <w:basedOn w:val="675"/>
+    <w:basedOn w:val="869"/>
     <w:uiPriority w:val="99"/>
     <w:pPr>
       <w:pBdr/>
@@ -17111,9 +16949,9 @@
       </w:tcPr>
     </w:tblStylePr>
   </w:style>
-  <w:style w:type="table" w:styleId="83">
+  <w:style w:type="table" w:styleId="773">
     <w:name w:val="List Table 3 - Accent 2"/>
-    <w:basedOn w:val="675"/>
+    <w:basedOn w:val="869"/>
     <w:uiPriority w:val="99"/>
     <w:pPr>
       <w:pBdr/>
@@ -17339,9 +17177,9 @@
       </w:tcPr>
     </w:tblStylePr>
   </w:style>
-  <w:style w:type="table" w:styleId="84">
+  <w:style w:type="table" w:styleId="774">
     <w:name w:val="List Table 3 - Accent 3"/>
-    <w:basedOn w:val="675"/>
+    <w:basedOn w:val="869"/>
     <w:uiPriority w:val="99"/>
     <w:pPr>
       <w:pBdr/>
@@ -17567,9 +17405,9 @@
       </w:tcPr>
     </w:tblStylePr>
   </w:style>
-  <w:style w:type="table" w:styleId="85">
+  <w:style w:type="table" w:styleId="775">
     <w:name w:val="List Table 3 - Accent 4"/>
-    <w:basedOn w:val="675"/>
+    <w:basedOn w:val="869"/>
     <w:uiPriority w:val="99"/>
     <w:pPr>
       <w:pBdr/>
@@ -17795,9 +17633,9 @@
       </w:tcPr>
     </w:tblStylePr>
   </w:style>
-  <w:style w:type="table" w:styleId="86">
+  <w:style w:type="table" w:styleId="776">
     <w:name w:val="List Table 3 - Accent 5"/>
-    <w:basedOn w:val="675"/>
+    <w:basedOn w:val="869"/>
     <w:uiPriority w:val="99"/>
     <w:pPr>
       <w:pBdr/>
@@ -18023,9 +17861,9 @@
       </w:tcPr>
     </w:tblStylePr>
   </w:style>
-  <w:style w:type="table" w:styleId="87">
+  <w:style w:type="table" w:styleId="777">
     <w:name w:val="List Table 3 - Accent 6"/>
-    <w:basedOn w:val="675"/>
+    <w:basedOn w:val="869"/>
     <w:uiPriority w:val="99"/>
     <w:pPr>
       <w:pBdr/>
@@ -18251,9 +18089,9 @@
       </w:tcPr>
     </w:tblStylePr>
   </w:style>
-  <w:style w:type="table" w:styleId="88">
+  <w:style w:type="table" w:styleId="778">
     <w:name w:val="List Table 4"/>
-    <w:basedOn w:val="675"/>
+    <w:basedOn w:val="869"/>
     <w:uiPriority w:val="99"/>
     <w:pPr>
       <w:pBdr/>
@@ -18476,9 +18314,9 @@
       </w:tcPr>
     </w:tblStylePr>
   </w:style>
-  <w:style w:type="table" w:styleId="89">
+  <w:style w:type="table" w:styleId="779">
     <w:name w:val="List Table 4 - Accent 1"/>
-    <w:basedOn w:val="675"/>
+    <w:basedOn w:val="869"/>
     <w:uiPriority w:val="99"/>
     <w:pPr>
       <w:pBdr/>
@@ -18701,9 +18539,9 @@
       </w:tcPr>
     </w:tblStylePr>
   </w:style>
-  <w:style w:type="table" w:styleId="90">
+  <w:style w:type="table" w:styleId="780">
     <w:name w:val="List Table 4 - Accent 2"/>
-    <w:basedOn w:val="675"/>
+    <w:basedOn w:val="869"/>
     <w:uiPriority w:val="99"/>
     <w:pPr>
       <w:pBdr/>
@@ -18926,9 +18764,9 @@
       </w:tcPr>
     </w:tblStylePr>
   </w:style>
-  <w:style w:type="table" w:styleId="91">
+  <w:style w:type="table" w:styleId="781">
     <w:name w:val="List Table 4 - Accent 3"/>
-    <w:basedOn w:val="675"/>
+    <w:basedOn w:val="869"/>
     <w:uiPriority w:val="99"/>
     <w:pPr>
       <w:pBdr/>
@@ -19151,9 +18989,9 @@
       </w:tcPr>
     </w:tblStylePr>
   </w:style>
-  <w:style w:type="table" w:styleId="92">
+  <w:style w:type="table" w:styleId="782">
     <w:name w:val="List Table 4 - Accent 4"/>
-    <w:basedOn w:val="675"/>
+    <w:basedOn w:val="869"/>
     <w:uiPriority w:val="99"/>
     <w:pPr>
       <w:pBdr/>
@@ -19376,9 +19214,9 @@
       </w:tcPr>
     </w:tblStylePr>
   </w:style>
-  <w:style w:type="table" w:styleId="93">
+  <w:style w:type="table" w:styleId="783">
     <w:name w:val="List Table 4 - Accent 5"/>
-    <w:basedOn w:val="675"/>
+    <w:basedOn w:val="869"/>
     <w:uiPriority w:val="99"/>
     <w:pPr>
       <w:pBdr/>
@@ -19601,9 +19439,9 @@
       </w:tcPr>
     </w:tblStylePr>
   </w:style>
-  <w:style w:type="table" w:styleId="94">
+  <w:style w:type="table" w:styleId="784">
     <w:name w:val="List Table 4 - Accent 6"/>
-    <w:basedOn w:val="675"/>
+    <w:basedOn w:val="869"/>
     <w:uiPriority w:val="99"/>
     <w:pPr>
       <w:pBdr/>
@@ -19826,9 +19664,9 @@
       </w:tcPr>
     </w:tblStylePr>
   </w:style>
-  <w:style w:type="table" w:styleId="95">
+  <w:style w:type="table" w:styleId="785">
     <w:name w:val="List Table 5 Dark"/>
-    <w:basedOn w:val="675"/>
+    <w:basedOn w:val="869"/>
     <w:uiPriority w:val="99"/>
     <w:pPr>
       <w:pBdr/>
@@ -20068,9 +19906,9 @@
       </w:tcPr>
     </w:tblStylePr>
   </w:style>
-  <w:style w:type="table" w:styleId="96">
+  <w:style w:type="table" w:styleId="786">
     <w:name w:val="List Table 5 Dark - Accent 1"/>
-    <w:basedOn w:val="675"/>
+    <w:basedOn w:val="869"/>
     <w:uiPriority w:val="99"/>
     <w:pPr>
       <w:pBdr/>
@@ -20310,9 +20148,9 @@
       </w:tcPr>
     </w:tblStylePr>
   </w:style>
-  <w:style w:type="table" w:styleId="97">
+  <w:style w:type="table" w:styleId="787">
     <w:name w:val="List Table 5 Dark - Accent 2"/>
-    <w:basedOn w:val="675"/>
+    <w:basedOn w:val="869"/>
     <w:uiPriority w:val="99"/>
     <w:pPr>
       <w:pBdr/>
@@ -20552,9 +20390,9 @@
       </w:tcPr>
     </w:tblStylePr>
   </w:style>
-  <w:style w:type="table" w:styleId="98">
+  <w:style w:type="table" w:styleId="788">
     <w:name w:val="List Table 5 Dark - Accent 3"/>
-    <w:basedOn w:val="675"/>
+    <w:basedOn w:val="869"/>
     <w:uiPriority w:val="99"/>
     <w:pPr>
       <w:pBdr/>
@@ -20794,9 +20632,9 @@
       </w:tcPr>
     </w:tblStylePr>
   </w:style>
-  <w:style w:type="table" w:styleId="99">
+  <w:style w:type="table" w:styleId="789">
     <w:name w:val="List Table 5 Dark - Accent 4"/>
-    <w:basedOn w:val="675"/>
+    <w:basedOn w:val="869"/>
     <w:uiPriority w:val="99"/>
     <w:pPr>
       <w:pBdr/>
@@ -21036,9 +20874,9 @@
       </w:tcPr>
     </w:tblStylePr>
   </w:style>
-  <w:style w:type="table" w:styleId="100">
+  <w:style w:type="table" w:styleId="790">
     <w:name w:val="List Table 5 Dark - Accent 5"/>
-    <w:basedOn w:val="675"/>
+    <w:basedOn w:val="869"/>
     <w:uiPriority w:val="99"/>
     <w:pPr>
       <w:pBdr/>
@@ -21278,9 +21116,9 @@
       </w:tcPr>
     </w:tblStylePr>
   </w:style>
-  <w:style w:type="table" w:styleId="101">
+  <w:style w:type="table" w:styleId="791">
     <w:name w:val="List Table 5 Dark - Accent 6"/>
-    <w:basedOn w:val="675"/>
+    <w:basedOn w:val="869"/>
     <w:uiPriority w:val="99"/>
     <w:pPr>
       <w:pBdr/>
@@ -21520,9 +21358,9 @@
       </w:tcPr>
     </w:tblStylePr>
   </w:style>
-  <w:style w:type="table" w:styleId="102">
+  <w:style w:type="table" w:styleId="792">
     <w:name w:val="List Table 6 Colorful"/>
-    <w:basedOn w:val="675"/>
+    <w:basedOn w:val="869"/>
     <w:uiPriority w:val="99"/>
     <w:pPr>
       <w:pBdr/>
@@ -21743,9 +21581,9 @@
       </w:tcPr>
     </w:tblStylePr>
   </w:style>
-  <w:style w:type="table" w:styleId="103">
+  <w:style w:type="table" w:styleId="793">
     <w:name w:val="List Table 6 Colorful - Accent 1"/>
-    <w:basedOn w:val="675"/>
+    <w:basedOn w:val="869"/>
     <w:uiPriority w:val="99"/>
     <w:pPr>
       <w:pBdr/>
@@ -21966,9 +21804,9 @@
       </w:tcPr>
     </w:tblStylePr>
   </w:style>
-  <w:style w:type="table" w:styleId="104">
+  <w:style w:type="table" w:styleId="794">
     <w:name w:val="List Table 6 Colorful - Accent 2"/>
-    <w:basedOn w:val="675"/>
+    <w:basedOn w:val="869"/>
     <w:uiPriority w:val="99"/>
     <w:pPr>
       <w:pBdr/>
@@ -22189,9 +22027,9 @@
       </w:tcPr>
     </w:tblStylePr>
   </w:style>
-  <w:style w:type="table" w:styleId="105">
+  <w:style w:type="table" w:styleId="795">
     <w:name w:val="List Table 6 Colorful - Accent 3"/>
-    <w:basedOn w:val="675"/>
+    <w:basedOn w:val="869"/>
     <w:uiPriority w:val="99"/>
     <w:pPr>
       <w:pBdr/>
@@ -22412,9 +22250,9 @@
       </w:tcPr>
     </w:tblStylePr>
   </w:style>
-  <w:style w:type="table" w:styleId="106">
+  <w:style w:type="table" w:styleId="796">
     <w:name w:val="List Table 6 Colorful - Accent 4"/>
-    <w:basedOn w:val="675"/>
+    <w:basedOn w:val="869"/>
     <w:uiPriority w:val="99"/>
     <w:pPr>
       <w:pBdr/>
@@ -22635,9 +22473,9 @@
       </w:tcPr>
     </w:tblStylePr>
   </w:style>
-  <w:style w:type="table" w:styleId="107">
+  <w:style w:type="table" w:styleId="797">
     <w:name w:val="List Table 6 Colorful - Accent 5"/>
-    <w:basedOn w:val="675"/>
+    <w:basedOn w:val="869"/>
     <w:uiPriority w:val="99"/>
     <w:pPr>
       <w:pBdr/>
@@ -22858,9 +22696,9 @@
       </w:tcPr>
     </w:tblStylePr>
   </w:style>
-  <w:style w:type="table" w:styleId="108">
+  <w:style w:type="table" w:styleId="798">
     <w:name w:val="List Table 6 Colorful - Accent 6"/>
-    <w:basedOn w:val="675"/>
+    <w:basedOn w:val="869"/>
     <w:uiPriority w:val="99"/>
     <w:pPr>
       <w:pBdr/>
@@ -23081,9 +22919,9 @@
       </w:tcPr>
     </w:tblStylePr>
   </w:style>
-  <w:style w:type="table" w:styleId="109">
+  <w:style w:type="table" w:styleId="799">
     <w:name w:val="List Table 7 Colorful"/>
-    <w:basedOn w:val="675"/>
+    <w:basedOn w:val="869"/>
     <w:uiPriority w:val="99"/>
     <w:pPr>
       <w:pBdr/>
@@ -23182,11 +23020,11 @@
         <w:tblBorders/>
       </w:tblPr>
       <w:tcPr>
-        <w:shd w:color="ffffff"/>
+        <w:shd w:val="clear" w:color="ffffff"/>
         <w:tcBorders>
-          <w:top w:val="none"/>
-          <w:left w:val="none"/>
-          <w:bottom w:val="none"/>
+          <w:top w:val="none" w:color="000000" w:sz="4" w:space="0"/>
+          <w:left w:val="none" w:color="000000" w:sz="4" w:space="0"/>
+          <w:bottom w:val="none" w:color="000000" w:sz="4" w:space="0"/>
           <w:right w:val="single" w:color="000000" w:themeColor="text1" w:themeTint="80" w:sz="4" w:space="0"/>
         </w:tcBorders>
       </w:tcPr>
@@ -23209,10 +23047,10 @@
       <w:tcPr>
         <w:shd w:val="clear" w:color="ffffff" w:themeColor="light1" w:fill="ffffff" w:themeFill="light1"/>
         <w:tcBorders>
-          <w:top w:val="none"/>
-          <w:left w:val="none"/>
+          <w:top w:val="none" w:color="000000" w:sz="4" w:space="0"/>
+          <w:left w:val="none" w:color="000000" w:sz="4" w:space="0"/>
           <w:bottom w:val="single" w:color="000000" w:themeColor="text1" w:themeTint="80" w:sz="4" w:space="0"/>
-          <w:right w:val="none"/>
+          <w:right w:val="none" w:color="000000" w:sz="4" w:space="0"/>
         </w:tcBorders>
       </w:tcPr>
     </w:tblStylePr>
@@ -23232,12 +23070,12 @@
         <w:tblBorders/>
       </w:tblPr>
       <w:tcPr>
-        <w:shd w:color="ffffff"/>
+        <w:shd w:val="clear" w:color="ffffff"/>
         <w:tcBorders>
-          <w:top w:val="none"/>
+          <w:top w:val="none" w:color="000000" w:sz="4" w:space="0"/>
           <w:left w:val="single" w:color="000000" w:themeColor="text1" w:themeTint="80" w:sz="4" w:space="0"/>
-          <w:bottom w:val="none"/>
-          <w:right w:val="none"/>
+          <w:bottom w:val="none" w:color="000000" w:sz="4" w:space="0"/>
+          <w:right w:val="none" w:color="000000" w:sz="4" w:space="0"/>
         </w:tcBorders>
       </w:tcPr>
     </w:tblStylePr>
@@ -23260,9 +23098,9 @@
         <w:shd w:val="clear" w:color="ffffff" w:themeColor="light1" w:fill="ffffff" w:themeFill="light1"/>
         <w:tcBorders>
           <w:top w:val="single" w:color="000000" w:themeColor="text1" w:themeTint="80" w:sz="4" w:space="0"/>
-          <w:left w:val="none"/>
-          <w:bottom w:val="none"/>
-          <w:right w:val="none"/>
+          <w:left w:val="none" w:color="000000" w:sz="4" w:space="0"/>
+          <w:bottom w:val="none" w:color="000000" w:sz="4" w:space="0"/>
+          <w:right w:val="none" w:color="000000" w:sz="4" w:space="0"/>
         </w:tcBorders>
       </w:tcPr>
     </w:tblStylePr>
@@ -23337,9 +23175,9 @@
       </w:tcPr>
     </w:tblStylePr>
   </w:style>
-  <w:style w:type="table" w:styleId="110">
+  <w:style w:type="table" w:styleId="800">
     <w:name w:val="List Table 7 Colorful - Accent 1"/>
-    <w:basedOn w:val="675"/>
+    <w:basedOn w:val="869"/>
     <w:uiPriority w:val="99"/>
     <w:pPr>
       <w:pBdr/>
@@ -23438,11 +23276,11 @@
         <w:tblBorders/>
       </w:tblPr>
       <w:tcPr>
-        <w:shd w:color="ffffff"/>
+        <w:shd w:val="clear" w:color="ffffff"/>
         <w:tcBorders>
-          <w:top w:val="none"/>
-          <w:left w:val="none"/>
-          <w:bottom w:val="none"/>
+          <w:top w:val="none" w:color="000000" w:sz="4" w:space="0"/>
+          <w:left w:val="none" w:color="000000" w:sz="4" w:space="0"/>
+          <w:bottom w:val="none" w:color="000000" w:sz="4" w:space="0"/>
           <w:right w:val="single" w:color="000000" w:themeColor="accent1" w:sz="4" w:space="0"/>
         </w:tcBorders>
       </w:tcPr>
@@ -23465,10 +23303,10 @@
       <w:tcPr>
         <w:shd w:val="clear" w:color="ffffff" w:themeColor="light1" w:fill="ffffff" w:themeFill="light1"/>
         <w:tcBorders>
-          <w:top w:val="none"/>
-          <w:left w:val="none"/>
+          <w:top w:val="none" w:color="000000" w:sz="4" w:space="0"/>
+          <w:left w:val="none" w:color="000000" w:sz="4" w:space="0"/>
           <w:bottom w:val="single" w:color="000000" w:themeColor="accent1" w:sz="4" w:space="0"/>
-          <w:right w:val="none"/>
+          <w:right w:val="none" w:color="000000" w:sz="4" w:space="0"/>
         </w:tcBorders>
       </w:tcPr>
     </w:tblStylePr>
@@ -23488,12 +23326,12 @@
         <w:tblBorders/>
       </w:tblPr>
       <w:tcPr>
-        <w:shd w:color="ffffff"/>
+        <w:shd w:val="clear" w:color="ffffff"/>
         <w:tcBorders>
-          <w:top w:val="none"/>
+          <w:top w:val="none" w:color="000000" w:sz="4" w:space="0"/>
           <w:left w:val="single" w:color="000000" w:themeColor="accent1" w:sz="4" w:space="0"/>
-          <w:bottom w:val="none"/>
-          <w:right w:val="none"/>
+          <w:bottom w:val="none" w:color="000000" w:sz="4" w:space="0"/>
+          <w:right w:val="none" w:color="000000" w:sz="4" w:space="0"/>
         </w:tcBorders>
       </w:tcPr>
     </w:tblStylePr>
@@ -23516,9 +23354,9 @@
         <w:shd w:val="clear" w:color="ffffff" w:themeColor="light1" w:fill="ffffff" w:themeFill="light1"/>
         <w:tcBorders>
           <w:top w:val="single" w:color="000000" w:themeColor="accent1" w:sz="4" w:space="0"/>
-          <w:left w:val="none"/>
-          <w:bottom w:val="none"/>
-          <w:right w:val="none"/>
+          <w:left w:val="none" w:color="000000" w:sz="4" w:space="0"/>
+          <w:bottom w:val="none" w:color="000000" w:sz="4" w:space="0"/>
+          <w:right w:val="none" w:color="000000" w:sz="4" w:space="0"/>
         </w:tcBorders>
       </w:tcPr>
     </w:tblStylePr>
@@ -23593,9 +23431,9 @@
       </w:tcPr>
     </w:tblStylePr>
   </w:style>
-  <w:style w:type="table" w:styleId="111">
+  <w:style w:type="table" w:styleId="801">
     <w:name w:val="List Table 7 Colorful - Accent 2"/>
-    <w:basedOn w:val="675"/>
+    <w:basedOn w:val="869"/>
     <w:uiPriority w:val="99"/>
     <w:pPr>
       <w:pBdr/>
@@ -23694,11 +23532,11 @@
         <w:tblBorders/>
       </w:tblPr>
       <w:tcPr>
-        <w:shd w:color="ffffff"/>
+        <w:shd w:val="clear" w:color="ffffff"/>
         <w:tcBorders>
-          <w:top w:val="none"/>
-          <w:left w:val="none"/>
-          <w:bottom w:val="none"/>
+          <w:top w:val="none" w:color="000000" w:sz="4" w:space="0"/>
+          <w:left w:val="none" w:color="000000" w:sz="4" w:space="0"/>
+          <w:bottom w:val="none" w:color="000000" w:sz="4" w:space="0"/>
           <w:right w:val="single" w:color="000000" w:themeColor="accent2" w:themeTint="97" w:sz="4" w:space="0"/>
         </w:tcBorders>
       </w:tcPr>
@@ -23721,10 +23559,10 @@
       <w:tcPr>
         <w:shd w:val="clear" w:color="ffffff" w:themeColor="light1" w:fill="ffffff" w:themeFill="light1"/>
         <w:tcBorders>
-          <w:top w:val="none"/>
-          <w:left w:val="none"/>
+          <w:top w:val="none" w:color="000000" w:sz="4" w:space="0"/>
+          <w:left w:val="none" w:color="000000" w:sz="4" w:space="0"/>
           <w:bottom w:val="single" w:color="000000" w:themeColor="accent2" w:themeTint="97" w:sz="4" w:space="0"/>
-          <w:right w:val="none"/>
+          <w:right w:val="none" w:color="000000" w:sz="4" w:space="0"/>
         </w:tcBorders>
       </w:tcPr>
     </w:tblStylePr>
@@ -23744,12 +23582,12 @@
         <w:tblBorders/>
       </w:tblPr>
       <w:tcPr>
-        <w:shd w:color="ffffff"/>
+        <w:shd w:val="clear" w:color="ffffff"/>
         <w:tcBorders>
-          <w:top w:val="none"/>
+          <w:top w:val="none" w:color="000000" w:sz="4" w:space="0"/>
           <w:left w:val="single" w:color="000000" w:themeColor="accent2" w:themeTint="97" w:sz="4" w:space="0"/>
-          <w:bottom w:val="none"/>
-          <w:right w:val="none"/>
+          <w:bottom w:val="none" w:color="000000" w:sz="4" w:space="0"/>
+          <w:right w:val="none" w:color="000000" w:sz="4" w:space="0"/>
         </w:tcBorders>
       </w:tcPr>
     </w:tblStylePr>
@@ -23772,9 +23610,9 @@
         <w:shd w:val="clear" w:color="ffffff" w:themeColor="light1" w:fill="ffffff" w:themeFill="light1"/>
         <w:tcBorders>
           <w:top w:val="single" w:color="000000" w:themeColor="accent2" w:themeTint="97" w:sz="4" w:space="0"/>
-          <w:left w:val="none"/>
-          <w:bottom w:val="none"/>
-          <w:right w:val="none"/>
+          <w:left w:val="none" w:color="000000" w:sz="4" w:space="0"/>
+          <w:bottom w:val="none" w:color="000000" w:sz="4" w:space="0"/>
+          <w:right w:val="none" w:color="000000" w:sz="4" w:space="0"/>
         </w:tcBorders>
       </w:tcPr>
     </w:tblStylePr>
@@ -23849,9 +23687,9 @@
       </w:tcPr>
     </w:tblStylePr>
   </w:style>
-  <w:style w:type="table" w:styleId="112">
+  <w:style w:type="table" w:styleId="802">
     <w:name w:val="List Table 7 Colorful - Accent 3"/>
-    <w:basedOn w:val="675"/>
+    <w:basedOn w:val="869"/>
     <w:uiPriority w:val="99"/>
     <w:pPr>
       <w:pBdr/>
@@ -23950,11 +23788,11 @@
         <w:tblBorders/>
       </w:tblPr>
       <w:tcPr>
-        <w:shd w:color="ffffff"/>
+        <w:shd w:val="clear" w:color="ffffff"/>
         <w:tcBorders>
-          <w:top w:val="none"/>
-          <w:left w:val="none"/>
-          <w:bottom w:val="none"/>
+          <w:top w:val="none" w:color="000000" w:sz="4" w:space="0"/>
+          <w:left w:val="none" w:color="000000" w:sz="4" w:space="0"/>
+          <w:bottom w:val="none" w:color="000000" w:sz="4" w:space="0"/>
           <w:right w:val="single" w:color="000000" w:themeColor="accent3" w:themeTint="98" w:sz="4" w:space="0"/>
         </w:tcBorders>
       </w:tcPr>
@@ -23977,10 +23815,10 @@
       <w:tcPr>
         <w:shd w:val="clear" w:color="ffffff" w:themeColor="light1" w:fill="ffffff" w:themeFill="light1"/>
         <w:tcBorders>
-          <w:top w:val="none"/>
-          <w:left w:val="none"/>
+          <w:top w:val="none" w:color="000000" w:sz="4" w:space="0"/>
+          <w:left w:val="none" w:color="000000" w:sz="4" w:space="0"/>
           <w:bottom w:val="single" w:color="000000" w:themeColor="accent3" w:themeTint="98" w:sz="4" w:space="0"/>
-          <w:right w:val="none"/>
+          <w:right w:val="none" w:color="000000" w:sz="4" w:space="0"/>
         </w:tcBorders>
       </w:tcPr>
     </w:tblStylePr>
@@ -24000,12 +23838,12 @@
         <w:tblBorders/>
       </w:tblPr>
       <w:tcPr>
-        <w:shd w:color="ffffff"/>
+        <w:shd w:val="clear" w:color="ffffff"/>
         <w:tcBorders>
-          <w:top w:val="none"/>
+          <w:top w:val="none" w:color="000000" w:sz="4" w:space="0"/>
           <w:left w:val="single" w:color="000000" w:themeColor="accent3" w:themeTint="98" w:sz="4" w:space="0"/>
-          <w:bottom w:val="none"/>
-          <w:right w:val="none"/>
+          <w:bottom w:val="none" w:color="000000" w:sz="4" w:space="0"/>
+          <w:right w:val="none" w:color="000000" w:sz="4" w:space="0"/>
         </w:tcBorders>
       </w:tcPr>
     </w:tblStylePr>
@@ -24028,9 +23866,9 @@
         <w:shd w:val="clear" w:color="ffffff" w:themeColor="light1" w:fill="ffffff" w:themeFill="light1"/>
         <w:tcBorders>
           <w:top w:val="single" w:color="000000" w:themeColor="accent3" w:themeTint="98" w:sz="4" w:space="0"/>
-          <w:left w:val="none"/>
-          <w:bottom w:val="none"/>
-          <w:right w:val="none"/>
+          <w:left w:val="none" w:color="000000" w:sz="4" w:space="0"/>
+          <w:bottom w:val="none" w:color="000000" w:sz="4" w:space="0"/>
+          <w:right w:val="none" w:color="000000" w:sz="4" w:space="0"/>
         </w:tcBorders>
       </w:tcPr>
     </w:tblStylePr>
@@ -24105,9 +23943,9 @@
       </w:tcPr>
     </w:tblStylePr>
   </w:style>
-  <w:style w:type="table" w:styleId="113">
+  <w:style w:type="table" w:styleId="803">
     <w:name w:val="List Table 7 Colorful - Accent 4"/>
-    <w:basedOn w:val="675"/>
+    <w:basedOn w:val="869"/>
     <w:uiPriority w:val="99"/>
     <w:pPr>
       <w:pBdr/>
@@ -24206,11 +24044,11 @@
         <w:tblBorders/>
       </w:tblPr>
       <w:tcPr>
-        <w:shd w:color="ffffff"/>
+        <w:shd w:val="clear" w:color="ffffff"/>
         <w:tcBorders>
-          <w:top w:val="none"/>
-          <w:left w:val="none"/>
-          <w:bottom w:val="none"/>
+          <w:top w:val="none" w:color="000000" w:sz="4" w:space="0"/>
+          <w:left w:val="none" w:color="000000" w:sz="4" w:space="0"/>
+          <w:bottom w:val="none" w:color="000000" w:sz="4" w:space="0"/>
           <w:right w:val="single" w:color="000000" w:themeColor="accent4" w:themeTint="9A" w:sz="4" w:space="0"/>
         </w:tcBorders>
       </w:tcPr>
@@ -24233,10 +24071,10 @@
       <w:tcPr>
         <w:shd w:val="clear" w:color="ffffff" w:themeColor="light1" w:fill="ffffff" w:themeFill="light1"/>
         <w:tcBorders>
-          <w:top w:val="none"/>
-          <w:left w:val="none"/>
+          <w:top w:val="none" w:color="000000" w:sz="4" w:space="0"/>
+          <w:left w:val="none" w:color="000000" w:sz="4" w:space="0"/>
           <w:bottom w:val="single" w:color="000000" w:themeColor="accent4" w:themeTint="9A" w:sz="4" w:space="0"/>
-          <w:right w:val="none"/>
+          <w:right w:val="none" w:color="000000" w:sz="4" w:space="0"/>
         </w:tcBorders>
       </w:tcPr>
     </w:tblStylePr>
@@ -24256,12 +24094,12 @@
         <w:tblBorders/>
       </w:tblPr>
       <w:tcPr>
-        <w:shd w:color="ffffff"/>
+        <w:shd w:val="clear" w:color="ffffff"/>
         <w:tcBorders>
-          <w:top w:val="none"/>
+          <w:top w:val="none" w:color="000000" w:sz="4" w:space="0"/>
           <w:left w:val="single" w:color="000000" w:themeColor="accent4" w:themeTint="9A" w:sz="4" w:space="0"/>
-          <w:bottom w:val="none"/>
-          <w:right w:val="none"/>
+          <w:bottom w:val="none" w:color="000000" w:sz="4" w:space="0"/>
+          <w:right w:val="none" w:color="000000" w:sz="4" w:space="0"/>
         </w:tcBorders>
       </w:tcPr>
     </w:tblStylePr>
@@ -24284,9 +24122,9 @@
         <w:shd w:val="clear" w:color="ffffff" w:themeColor="light1" w:fill="ffffff" w:themeFill="light1"/>
         <w:tcBorders>
           <w:top w:val="single" w:color="000000" w:themeColor="accent4" w:themeTint="9A" w:sz="4" w:space="0"/>
-          <w:left w:val="none"/>
-          <w:bottom w:val="none"/>
-          <w:right w:val="none"/>
+          <w:left w:val="none" w:color="000000" w:sz="4" w:space="0"/>
+          <w:bottom w:val="none" w:color="000000" w:sz="4" w:space="0"/>
+          <w:right w:val="none" w:color="000000" w:sz="4" w:space="0"/>
         </w:tcBorders>
       </w:tcPr>
     </w:tblStylePr>
@@ -24361,9 +24199,9 @@
       </w:tcPr>
     </w:tblStylePr>
   </w:style>
-  <w:style w:type="table" w:styleId="114">
+  <w:style w:type="table" w:styleId="804">
     <w:name w:val="List Table 7 Colorful - Accent 5"/>
-    <w:basedOn w:val="675"/>
+    <w:basedOn w:val="869"/>
     <w:uiPriority w:val="99"/>
     <w:pPr>
       <w:pBdr/>
@@ -24462,11 +24300,11 @@
         <w:tblBorders/>
       </w:tblPr>
       <w:tcPr>
-        <w:shd w:color="ffffff"/>
+        <w:shd w:val="clear" w:color="ffffff"/>
         <w:tcBorders>
-          <w:top w:val="none"/>
-          <w:left w:val="none"/>
-          <w:bottom w:val="none"/>
+          <w:top w:val="none" w:color="000000" w:sz="4" w:space="0"/>
+          <w:left w:val="none" w:color="000000" w:sz="4" w:space="0"/>
+          <w:bottom w:val="none" w:color="000000" w:sz="4" w:space="0"/>
           <w:right w:val="single" w:color="000000" w:themeColor="accent5" w:themeTint="9A" w:sz="4" w:space="0"/>
         </w:tcBorders>
       </w:tcPr>
@@ -24489,10 +24327,10 @@
       <w:tcPr>
         <w:shd w:val="clear" w:color="ffffff" w:themeColor="light1" w:fill="ffffff" w:themeFill="light1"/>
         <w:tcBorders>
-          <w:top w:val="none"/>
-          <w:left w:val="none"/>
+          <w:top w:val="none" w:color="000000" w:sz="4" w:space="0"/>
+          <w:left w:val="none" w:color="000000" w:sz="4" w:space="0"/>
           <w:bottom w:val="single" w:color="000000" w:themeColor="accent5" w:themeTint="9A" w:sz="4" w:space="0"/>
-          <w:right w:val="none"/>
+          <w:right w:val="none" w:color="000000" w:sz="4" w:space="0"/>
         </w:tcBorders>
       </w:tcPr>
     </w:tblStylePr>
@@ -24512,12 +24350,12 @@
         <w:tblBorders/>
       </w:tblPr>
       <w:tcPr>
-        <w:shd w:color="ffffff"/>
+        <w:shd w:val="clear" w:color="ffffff"/>
         <w:tcBorders>
-          <w:top w:val="none"/>
+          <w:top w:val="none" w:color="000000" w:sz="4" w:space="0"/>
           <w:left w:val="single" w:color="000000" w:themeColor="accent5" w:themeTint="9A" w:sz="4" w:space="0"/>
-          <w:bottom w:val="none"/>
-          <w:right w:val="none"/>
+          <w:bottom w:val="none" w:color="000000" w:sz="4" w:space="0"/>
+          <w:right w:val="none" w:color="000000" w:sz="4" w:space="0"/>
         </w:tcBorders>
       </w:tcPr>
     </w:tblStylePr>
@@ -24540,9 +24378,9 @@
         <w:shd w:val="clear" w:color="ffffff" w:themeColor="light1" w:fill="ffffff" w:themeFill="light1"/>
         <w:tcBorders>
           <w:top w:val="single" w:color="000000" w:themeColor="accent5" w:themeTint="9A" w:sz="4" w:space="0"/>
-          <w:left w:val="none"/>
-          <w:bottom w:val="none"/>
-          <w:right w:val="none"/>
+          <w:left w:val="none" w:color="000000" w:sz="4" w:space="0"/>
+          <w:bottom w:val="none" w:color="000000" w:sz="4" w:space="0"/>
+          <w:right w:val="none" w:color="000000" w:sz="4" w:space="0"/>
         </w:tcBorders>
       </w:tcPr>
     </w:tblStylePr>
@@ -24617,9 +24455,9 @@
       </w:tcPr>
     </w:tblStylePr>
   </w:style>
-  <w:style w:type="table" w:styleId="115">
+  <w:style w:type="table" w:styleId="805">
     <w:name w:val="List Table 7 Colorful - Accent 6"/>
-    <w:basedOn w:val="675"/>
+    <w:basedOn w:val="869"/>
     <w:uiPriority w:val="99"/>
     <w:pPr>
       <w:pBdr/>
@@ -24718,11 +24556,11 @@
         <w:tblBorders/>
       </w:tblPr>
       <w:tcPr>
-        <w:shd w:color="ffffff"/>
+        <w:shd w:val="clear" w:color="ffffff"/>
         <w:tcBorders>
-          <w:top w:val="none"/>
-          <w:left w:val="none"/>
-          <w:bottom w:val="none"/>
+          <w:top w:val="none" w:color="000000" w:sz="4" w:space="0"/>
+          <w:left w:val="none" w:color="000000" w:sz="4" w:space="0"/>
+          <w:bottom w:val="none" w:color="000000" w:sz="4" w:space="0"/>
           <w:right w:val="single" w:color="000000" w:themeColor="accent6" w:themeTint="98" w:sz="4" w:space="0"/>
         </w:tcBorders>
       </w:tcPr>
@@ -24745,10 +24583,10 @@
       <w:tcPr>
         <w:shd w:val="clear" w:color="ffffff" w:themeColor="light1" w:fill="ffffff" w:themeFill="light1"/>
         <w:tcBorders>
-          <w:top w:val="none"/>
-          <w:left w:val="none"/>
+          <w:top w:val="none" w:color="000000" w:sz="4" w:space="0"/>
+          <w:left w:val="none" w:color="000000" w:sz="4" w:space="0"/>
           <w:bottom w:val="single" w:color="000000" w:themeColor="accent6" w:themeTint="98" w:sz="4" w:space="0"/>
-          <w:right w:val="none"/>
+          <w:right w:val="none" w:color="000000" w:sz="4" w:space="0"/>
         </w:tcBorders>
       </w:tcPr>
     </w:tblStylePr>
@@ -24768,12 +24606,12 @@
         <w:tblBorders/>
       </w:tblPr>
       <w:tcPr>
-        <w:shd w:color="ffffff"/>
+        <w:shd w:val="clear" w:color="ffffff"/>
         <w:tcBorders>
-          <w:top w:val="none"/>
+          <w:top w:val="none" w:color="000000" w:sz="4" w:space="0"/>
           <w:left w:val="single" w:color="000000" w:themeColor="accent6" w:themeTint="98" w:sz="4" w:space="0"/>
-          <w:bottom w:val="none"/>
-          <w:right w:val="none"/>
+          <w:bottom w:val="none" w:color="000000" w:sz="4" w:space="0"/>
+          <w:right w:val="none" w:color="000000" w:sz="4" w:space="0"/>
         </w:tcBorders>
       </w:tcPr>
     </w:tblStylePr>
@@ -24796,9 +24634,9 @@
         <w:shd w:val="clear" w:color="ffffff" w:themeColor="light1" w:fill="ffffff" w:themeFill="light1"/>
         <w:tcBorders>
           <w:top w:val="single" w:color="000000" w:themeColor="accent6" w:themeTint="98" w:sz="4" w:space="0"/>
-          <w:left w:val="none"/>
-          <w:bottom w:val="none"/>
-          <w:right w:val="none"/>
+          <w:left w:val="none" w:color="000000" w:sz="4" w:space="0"/>
+          <w:bottom w:val="none" w:color="000000" w:sz="4" w:space="0"/>
+          <w:right w:val="none" w:color="000000" w:sz="4" w:space="0"/>
         </w:tcBorders>
       </w:tcPr>
     </w:tblStylePr>
@@ -24873,9 +24711,9 @@
       </w:tcPr>
     </w:tblStylePr>
   </w:style>
-  <w:style w:type="table" w:styleId="116">
+  <w:style w:type="table" w:styleId="806">
     <w:name w:val="Lined - Accent"/>
-    <w:basedOn w:val="675"/>
+    <w:basedOn w:val="869"/>
     <w:uiPriority w:val="99"/>
     <w:pPr>
       <w:pBdr/>
@@ -25110,9 +24948,9 @@
       </w:tcPr>
     </w:tblStylePr>
   </w:style>
-  <w:style w:type="table" w:styleId="117">
+  <w:style w:type="table" w:styleId="807">
     <w:name w:val="Lined - Accent 1"/>
-    <w:basedOn w:val="675"/>
+    <w:basedOn w:val="869"/>
     <w:uiPriority w:val="99"/>
     <w:pPr>
       <w:pBdr/>
@@ -25347,9 +25185,9 @@
       </w:tcPr>
     </w:tblStylePr>
   </w:style>
-  <w:style w:type="table" w:styleId="118">
+  <w:style w:type="table" w:styleId="808">
     <w:name w:val="Lined - Accent 2"/>
-    <w:basedOn w:val="675"/>
+    <w:basedOn w:val="869"/>
     <w:uiPriority w:val="99"/>
     <w:pPr>
       <w:pBdr/>
@@ -25584,9 +25422,9 @@
       </w:tcPr>
     </w:tblStylePr>
   </w:style>
-  <w:style w:type="table" w:styleId="119">
+  <w:style w:type="table" w:styleId="809">
     <w:name w:val="Lined - Accent 3"/>
-    <w:basedOn w:val="675"/>
+    <w:basedOn w:val="869"/>
     <w:uiPriority w:val="99"/>
     <w:pPr>
       <w:pBdr/>
@@ -25821,9 +25659,9 @@
       </w:tcPr>
     </w:tblStylePr>
   </w:style>
-  <w:style w:type="table" w:styleId="120">
+  <w:style w:type="table" w:styleId="810">
     <w:name w:val="Lined - Accent 4"/>
-    <w:basedOn w:val="675"/>
+    <w:basedOn w:val="869"/>
     <w:uiPriority w:val="99"/>
     <w:pPr>
       <w:pBdr/>
@@ -26058,9 +25896,9 @@
       </w:tcPr>
     </w:tblStylePr>
   </w:style>
-  <w:style w:type="table" w:styleId="121">
+  <w:style w:type="table" w:styleId="811">
     <w:name w:val="Lined - Accent 5"/>
-    <w:basedOn w:val="675"/>
+    <w:basedOn w:val="869"/>
     <w:uiPriority w:val="99"/>
     <w:pPr>
       <w:pBdr/>
@@ -26295,9 +26133,9 @@
       </w:tcPr>
     </w:tblStylePr>
   </w:style>
-  <w:style w:type="table" w:styleId="122">
+  <w:style w:type="table" w:styleId="812">
     <w:name w:val="Lined - Accent 6"/>
-    <w:basedOn w:val="675"/>
+    <w:basedOn w:val="869"/>
     <w:uiPriority w:val="99"/>
     <w:pPr>
       <w:pBdr/>
@@ -26532,9 +26370,9 @@
       </w:tcPr>
     </w:tblStylePr>
   </w:style>
-  <w:style w:type="table" w:styleId="123">
+  <w:style w:type="table" w:styleId="813">
     <w:name w:val="Bordered &amp; Lined - Accent"/>
-    <w:basedOn w:val="675"/>
+    <w:basedOn w:val="869"/>
     <w:uiPriority w:val="99"/>
     <w:pPr>
       <w:pBdr/>
@@ -26776,9 +26614,9 @@
       </w:tcPr>
     </w:tblStylePr>
   </w:style>
-  <w:style w:type="table" w:styleId="124">
+  <w:style w:type="table" w:styleId="814">
     <w:name w:val="Bordered &amp; Lined - Accent 1"/>
-    <w:basedOn w:val="675"/>
+    <w:basedOn w:val="869"/>
     <w:uiPriority w:val="99"/>
     <w:pPr>
       <w:pBdr/>
@@ -27020,9 +26858,9 @@
       </w:tcPr>
     </w:tblStylePr>
   </w:style>
-  <w:style w:type="table" w:styleId="125">
+  <w:style w:type="table" w:styleId="815">
     <w:name w:val="Bordered &amp; Lined - Accent 2"/>
-    <w:basedOn w:val="675"/>
+    <w:basedOn w:val="869"/>
     <w:uiPriority w:val="99"/>
     <w:pPr>
       <w:pBdr/>
@@ -27264,9 +27102,9 @@
       </w:tcPr>
     </w:tblStylePr>
   </w:style>
-  <w:style w:type="table" w:styleId="126">
+  <w:style w:type="table" w:styleId="816">
     <w:name w:val="Bordered &amp; Lined - Accent 3"/>
-    <w:basedOn w:val="675"/>
+    <w:basedOn w:val="869"/>
     <w:uiPriority w:val="99"/>
     <w:pPr>
       <w:pBdr/>
@@ -27508,9 +27346,9 @@
       </w:tcPr>
     </w:tblStylePr>
   </w:style>
-  <w:style w:type="table" w:styleId="127">
+  <w:style w:type="table" w:styleId="817">
     <w:name w:val="Bordered &amp; Lined - Accent 4"/>
-    <w:basedOn w:val="675"/>
+    <w:basedOn w:val="869"/>
     <w:uiPriority w:val="99"/>
     <w:pPr>
       <w:pBdr/>
@@ -27752,9 +27590,9 @@
       </w:tcPr>
     </w:tblStylePr>
   </w:style>
-  <w:style w:type="table" w:styleId="128">
+  <w:style w:type="table" w:styleId="818">
     <w:name w:val="Bordered &amp; Lined - Accent 5"/>
-    <w:basedOn w:val="675"/>
+    <w:basedOn w:val="869"/>
     <w:uiPriority w:val="99"/>
     <w:pPr>
       <w:pBdr/>
@@ -27996,9 +27834,9 @@
       </w:tcPr>
     </w:tblStylePr>
   </w:style>
-  <w:style w:type="table" w:styleId="129">
+  <w:style w:type="table" w:styleId="819">
     <w:name w:val="Bordered &amp; Lined - Accent 6"/>
-    <w:basedOn w:val="675"/>
+    <w:basedOn w:val="869"/>
     <w:uiPriority w:val="99"/>
     <w:pPr>
       <w:pBdr/>
@@ -28240,9 +28078,9 @@
       </w:tcPr>
     </w:tblStylePr>
   </w:style>
-  <w:style w:type="table" w:styleId="130">
+  <w:style w:type="table" w:styleId="820">
     <w:name w:val="Bordered"/>
-    <w:basedOn w:val="675"/>
+    <w:basedOn w:val="869"/>
     <w:uiPriority w:val="99"/>
     <w:pPr>
       <w:pBdr/>
@@ -28471,9 +28309,9 @@
       </w:tcPr>
     </w:tblStylePr>
   </w:style>
-  <w:style w:type="table" w:styleId="131">
+  <w:style w:type="table" w:styleId="821">
     <w:name w:val="Bordered - Accent 1"/>
-    <w:basedOn w:val="675"/>
+    <w:basedOn w:val="869"/>
     <w:uiPriority w:val="99"/>
     <w:pPr>
       <w:pBdr/>
@@ -28702,9 +28540,9 @@
       </w:tcPr>
     </w:tblStylePr>
   </w:style>
-  <w:style w:type="table" w:styleId="132">
+  <w:style w:type="table" w:styleId="822">
     <w:name w:val="Bordered - Accent 2"/>
-    <w:basedOn w:val="675"/>
+    <w:basedOn w:val="869"/>
     <w:uiPriority w:val="99"/>
     <w:pPr>
       <w:pBdr/>
@@ -28933,9 +28771,9 @@
       </w:tcPr>
     </w:tblStylePr>
   </w:style>
-  <w:style w:type="table" w:styleId="133">
+  <w:style w:type="table" w:styleId="823">
     <w:name w:val="Bordered - Accent 3"/>
-    <w:basedOn w:val="675"/>
+    <w:basedOn w:val="869"/>
     <w:uiPriority w:val="99"/>
     <w:pPr>
       <w:pBdr/>
@@ -29164,9 +29002,9 @@
       </w:tcPr>
     </w:tblStylePr>
   </w:style>
-  <w:style w:type="table" w:styleId="134">
+  <w:style w:type="table" w:styleId="824">
     <w:name w:val="Bordered - Accent 4"/>
-    <w:basedOn w:val="675"/>
+    <w:basedOn w:val="869"/>
     <w:uiPriority w:val="99"/>
     <w:pPr>
       <w:pBdr/>
@@ -29395,9 +29233,9 @@
       </w:tcPr>
     </w:tblStylePr>
   </w:style>
-  <w:style w:type="table" w:styleId="135">
+  <w:style w:type="table" w:styleId="825">
     <w:name w:val="Bordered - Accent 5"/>
-    <w:basedOn w:val="675"/>
+    <w:basedOn w:val="869"/>
     <w:uiPriority w:val="99"/>
     <w:pPr>
       <w:pBdr/>
@@ -29626,9 +29464,9 @@
       </w:tcPr>
     </w:tblStylePr>
   </w:style>
-  <w:style w:type="table" w:styleId="136">
+  <w:style w:type="table" w:styleId="826">
     <w:name w:val="Bordered - Accent 6"/>
-    <w:basedOn w:val="675"/>
+    <w:basedOn w:val="869"/>
     <w:uiPriority w:val="99"/>
     <w:pPr>
       <w:pBdr/>
@@ -29857,9 +29695,9 @@
       </w:tcPr>
     </w:tblStylePr>
   </w:style>
-  <w:style w:type="paragraph" w:styleId="169">
+  <w:style w:type="paragraph" w:styleId="827">
     <w:name w:val="No Spacing"/>
-    <w:basedOn w:val="664"/>
+    <w:basedOn w:val="858"/>
     <w:uiPriority w:val="1"/>
     <w:qFormat/>
     <w:pPr>
@@ -29868,9 +29706,9 @@
       <w:ind/>
     </w:pPr>
   </w:style>
-  <w:style w:type="character" w:styleId="170">
+  <w:style w:type="character" w:styleId="828">
     <w:name w:val="Subtle Emphasis"/>
-    <w:basedOn w:val="674"/>
+    <w:basedOn w:val="868"/>
     <w:uiPriority w:val="19"/>
     <w:qFormat/>
     <w:pPr>
@@ -29884,9 +29722,9 @@
       <w:color w:val="404040" w:themeColor="text1" w:themeTint="BF"/>
     </w:rPr>
   </w:style>
-  <w:style w:type="character" w:styleId="171">
+  <w:style w:type="character" w:styleId="829">
     <w:name w:val="Emphasis"/>
-    <w:basedOn w:val="674"/>
+    <w:basedOn w:val="868"/>
     <w:uiPriority w:val="20"/>
     <w:qFormat/>
     <w:pPr>
@@ -29899,9 +29737,9 @@
       <w:iCs/>
     </w:rPr>
   </w:style>
-  <w:style w:type="character" w:styleId="172">
+  <w:style w:type="character" w:styleId="830">
     <w:name w:val="Strong"/>
-    <w:basedOn w:val="674"/>
+    <w:basedOn w:val="868"/>
     <w:uiPriority w:val="22"/>
     <w:qFormat/>
     <w:pPr>
@@ -29914,9 +29752,9 @@
       <w:bCs/>
     </w:rPr>
   </w:style>
-  <w:style w:type="character" w:styleId="173">
+  <w:style w:type="character" w:styleId="831">
     <w:name w:val="Subtle Reference"/>
-    <w:basedOn w:val="674"/>
+    <w:basedOn w:val="868"/>
     <w:uiPriority w:val="31"/>
     <w:qFormat/>
     <w:pPr>
@@ -29929,9 +29767,9 @@
       <w:color w:val="5a5a5a" w:themeColor="text1" w:themeTint="A5"/>
     </w:rPr>
   </w:style>
-  <w:style w:type="character" w:styleId="174">
+  <w:style w:type="character" w:styleId="832">
     <w:name w:val="Book Title"/>
-    <w:basedOn w:val="674"/>
+    <w:basedOn w:val="868"/>
     <w:uiPriority w:val="33"/>
     <w:qFormat/>
     <w:pPr>
@@ -29947,10 +29785,10 @@
       <w:spacing w:val="5"/>
     </w:rPr>
   </w:style>
-  <w:style w:type="paragraph" w:styleId="175">
+  <w:style w:type="paragraph" w:styleId="833">
     <w:name w:val="Header"/>
-    <w:basedOn w:val="664"/>
-    <w:link w:val="176"/>
+    <w:basedOn w:val="858"/>
+    <w:link w:val="834"/>
     <w:uiPriority w:val="99"/>
     <w:unhideWhenUsed/>
     <w:pPr>
@@ -29963,10 +29801,10 @@
       <w:ind/>
     </w:pPr>
   </w:style>
-  <w:style w:type="character" w:styleId="176">
+  <w:style w:type="character" w:styleId="834">
     <w:name w:val="Header Char"/>
-    <w:basedOn w:val="674"/>
-    <w:link w:val="175"/>
+    <w:basedOn w:val="868"/>
+    <w:link w:val="833"/>
     <w:uiPriority w:val="99"/>
     <w:pPr>
       <w:pBdr/>
@@ -29974,10 +29812,10 @@
       <w:ind/>
     </w:pPr>
   </w:style>
-  <w:style w:type="paragraph" w:styleId="177">
+  <w:style w:type="paragraph" w:styleId="835">
     <w:name w:val="Footer"/>
-    <w:basedOn w:val="664"/>
-    <w:link w:val="178"/>
+    <w:basedOn w:val="858"/>
+    <w:link w:val="836"/>
     <w:uiPriority w:val="99"/>
     <w:unhideWhenUsed/>
     <w:pPr>
@@ -29990,10 +29828,10 @@
       <w:ind/>
     </w:pPr>
   </w:style>
-  <w:style w:type="character" w:styleId="178">
+  <w:style w:type="character" w:styleId="836">
     <w:name w:val="Footer Char"/>
-    <w:basedOn w:val="674"/>
-    <w:link w:val="177"/>
+    <w:basedOn w:val="868"/>
+    <w:link w:val="835"/>
     <w:uiPriority w:val="99"/>
     <w:pPr>
       <w:pBdr/>
@@ -30001,10 +29839,10 @@
       <w:ind/>
     </w:pPr>
   </w:style>
-  <w:style w:type="paragraph" w:styleId="179">
+  <w:style w:type="paragraph" w:styleId="837">
     <w:name w:val="Caption"/>
-    <w:basedOn w:val="664"/>
-    <w:next w:val="664"/>
+    <w:basedOn w:val="858"/>
+    <w:next w:val="858"/>
     <w:uiPriority w:val="35"/>
     <w:unhideWhenUsed/>
     <w:qFormat/>
@@ -30021,10 +29859,10 @@
       <w:szCs w:val="18"/>
     </w:rPr>
   </w:style>
-  <w:style w:type="paragraph" w:styleId="180">
+  <w:style w:type="paragraph" w:styleId="838">
     <w:name w:val="footnote text"/>
-    <w:basedOn w:val="664"/>
-    <w:link w:val="181"/>
+    <w:basedOn w:val="858"/>
+    <w:link w:val="839"/>
     <w:uiPriority w:val="99"/>
     <w:semiHidden/>
     <w:unhideWhenUsed/>
@@ -30038,10 +29876,10 @@
       <w:szCs w:val="20"/>
     </w:rPr>
   </w:style>
-  <w:style w:type="character" w:styleId="181">
+  <w:style w:type="character" w:styleId="839">
     <w:name w:val="Footnote Text Char"/>
-    <w:basedOn w:val="674"/>
-    <w:link w:val="180"/>
+    <w:basedOn w:val="868"/>
+    <w:link w:val="838"/>
     <w:uiPriority w:val="99"/>
     <w:semiHidden/>
     <w:pPr>
@@ -30054,9 +29892,9 @@
       <w:szCs w:val="20"/>
     </w:rPr>
   </w:style>
-  <w:style w:type="character" w:styleId="182">
+  <w:style w:type="character" w:styleId="840">
     <w:name w:val="footnote reference"/>
-    <w:basedOn w:val="674"/>
+    <w:basedOn w:val="868"/>
     <w:uiPriority w:val="99"/>
     <w:semiHidden/>
     <w:unhideWhenUsed/>
@@ -30069,10 +29907,10 @@
       <w:vertAlign w:val="superscript"/>
     </w:rPr>
   </w:style>
-  <w:style w:type="paragraph" w:styleId="183">
+  <w:style w:type="paragraph" w:styleId="841">
     <w:name w:val="endnote text"/>
-    <w:basedOn w:val="664"/>
-    <w:link w:val="184"/>
+    <w:basedOn w:val="858"/>
+    <w:link w:val="842"/>
     <w:uiPriority w:val="99"/>
     <w:semiHidden/>
     <w:unhideWhenUsed/>
@@ -30086,10 +29924,10 @@
       <w:szCs w:val="20"/>
     </w:rPr>
   </w:style>
-  <w:style w:type="character" w:styleId="184">
+  <w:style w:type="character" w:styleId="842">
     <w:name w:val="Endnote Text Char"/>
-    <w:basedOn w:val="674"/>
-    <w:link w:val="183"/>
+    <w:basedOn w:val="868"/>
+    <w:link w:val="841"/>
     <w:uiPriority w:val="99"/>
     <w:semiHidden/>
     <w:pPr>
@@ -30102,9 +29940,9 @@
       <w:szCs w:val="20"/>
     </w:rPr>
   </w:style>
-  <w:style w:type="character" w:styleId="185">
+  <w:style w:type="character" w:styleId="843">
     <w:name w:val="endnote reference"/>
-    <w:basedOn w:val="674"/>
+    <w:basedOn w:val="868"/>
     <w:uiPriority w:val="99"/>
     <w:semiHidden/>
     <w:unhideWhenUsed/>
@@ -30117,9 +29955,9 @@
       <w:vertAlign w:val="superscript"/>
     </w:rPr>
   </w:style>
-  <w:style w:type="character" w:styleId="186">
+  <w:style w:type="character" w:styleId="844">
     <w:name w:val="Hyperlink"/>
-    <w:basedOn w:val="674"/>
+    <w:basedOn w:val="868"/>
     <w:uiPriority w:val="99"/>
     <w:unhideWhenUsed/>
     <w:pPr>
@@ -30132,9 +29970,9 @@
       <w:u w:val="single"/>
     </w:rPr>
   </w:style>
-  <w:style w:type="character" w:styleId="187">
+  <w:style w:type="character" w:styleId="845">
     <w:name w:val="FollowedHyperlink"/>
-    <w:basedOn w:val="674"/>
+    <w:basedOn w:val="868"/>
     <w:uiPriority w:val="99"/>
     <w:semiHidden/>
     <w:unhideWhenUsed/>
@@ -30148,10 +29986,10 @@
       <w:u w:val="single"/>
     </w:rPr>
   </w:style>
-  <w:style w:type="paragraph" w:styleId="188">
+  <w:style w:type="paragraph" w:styleId="846">
     <w:name w:val="toc 1"/>
-    <w:basedOn w:val="664"/>
-    <w:next w:val="664"/>
+    <w:basedOn w:val="858"/>
+    <w:next w:val="858"/>
     <w:uiPriority w:val="39"/>
     <w:unhideWhenUsed/>
     <w:pPr>
@@ -30160,10 +29998,10 @@
       <w:ind/>
     </w:pPr>
   </w:style>
-  <w:style w:type="paragraph" w:styleId="189">
+  <w:style w:type="paragraph" w:styleId="847">
     <w:name w:val="toc 2"/>
-    <w:basedOn w:val="664"/>
-    <w:next w:val="664"/>
+    <w:basedOn w:val="858"/>
+    <w:next w:val="858"/>
     <w:uiPriority w:val="39"/>
     <w:unhideWhenUsed/>
     <w:pPr>
@@ -30172,10 +30010,10 @@
       <w:ind w:left="220"/>
     </w:pPr>
   </w:style>
-  <w:style w:type="paragraph" w:styleId="190">
+  <w:style w:type="paragraph" w:styleId="848">
     <w:name w:val="toc 3"/>
-    <w:basedOn w:val="664"/>
-    <w:next w:val="664"/>
+    <w:basedOn w:val="858"/>
+    <w:next w:val="858"/>
     <w:uiPriority w:val="39"/>
     <w:unhideWhenUsed/>
     <w:pPr>
@@ -30184,10 +30022,10 @@
       <w:ind w:left="440"/>
     </w:pPr>
   </w:style>
-  <w:style w:type="paragraph" w:styleId="191">
+  <w:style w:type="paragraph" w:styleId="849">
     <w:name w:val="toc 4"/>
-    <w:basedOn w:val="664"/>
-    <w:next w:val="664"/>
+    <w:basedOn w:val="858"/>
+    <w:next w:val="858"/>
     <w:uiPriority w:val="39"/>
     <w:unhideWhenUsed/>
     <w:pPr>
@@ -30196,10 +30034,10 @@
       <w:ind w:left="660"/>
     </w:pPr>
   </w:style>
-  <w:style w:type="paragraph" w:styleId="192">
+  <w:style w:type="paragraph" w:styleId="850">
     <w:name w:val="toc 5"/>
-    <w:basedOn w:val="664"/>
-    <w:next w:val="664"/>
+    <w:basedOn w:val="858"/>
+    <w:next w:val="858"/>
     <w:uiPriority w:val="39"/>
     <w:unhideWhenUsed/>
     <w:pPr>
@@ -30208,10 +30046,10 @@
       <w:ind w:left="880"/>
     </w:pPr>
   </w:style>
-  <w:style w:type="paragraph" w:styleId="193">
+  <w:style w:type="paragraph" w:styleId="851">
     <w:name w:val="toc 6"/>
-    <w:basedOn w:val="664"/>
-    <w:next w:val="664"/>
+    <w:basedOn w:val="858"/>
+    <w:next w:val="858"/>
     <w:uiPriority w:val="39"/>
     <w:unhideWhenUsed/>
     <w:pPr>
@@ -30220,10 +30058,10 @@
       <w:ind w:left="1100"/>
     </w:pPr>
   </w:style>
-  <w:style w:type="paragraph" w:styleId="194">
+  <w:style w:type="paragraph" w:styleId="852">
     <w:name w:val="toc 7"/>
-    <w:basedOn w:val="664"/>
-    <w:next w:val="664"/>
+    <w:basedOn w:val="858"/>
+    <w:next w:val="858"/>
     <w:uiPriority w:val="39"/>
     <w:unhideWhenUsed/>
     <w:pPr>
@@ -30232,10 +30070,10 @@
       <w:ind w:left="1320"/>
     </w:pPr>
   </w:style>
-  <w:style w:type="paragraph" w:styleId="195">
+  <w:style w:type="paragraph" w:styleId="853">
     <w:name w:val="toc 8"/>
-    <w:basedOn w:val="664"/>
-    <w:next w:val="664"/>
+    <w:basedOn w:val="858"/>
+    <w:next w:val="858"/>
     <w:uiPriority w:val="39"/>
     <w:unhideWhenUsed/>
     <w:pPr>
@@ -30244,10 +30082,10 @@
       <w:ind w:left="1540"/>
     </w:pPr>
   </w:style>
-  <w:style w:type="paragraph" w:styleId="196">
+  <w:style w:type="paragraph" w:styleId="854">
     <w:name w:val="toc 9"/>
-    <w:basedOn w:val="664"/>
-    <w:next w:val="664"/>
+    <w:basedOn w:val="858"/>
+    <w:next w:val="858"/>
     <w:uiPriority w:val="39"/>
     <w:unhideWhenUsed/>
     <w:pPr>
@@ -30256,9 +30094,9 @@
       <w:ind w:left="1760"/>
     </w:pPr>
   </w:style>
-  <w:style w:type="character" w:styleId="197">
+  <w:style w:type="character" w:styleId="855">
     <w:name w:val="Placeholder Text"/>
-    <w:basedOn w:val="674"/>
+    <w:basedOn w:val="868"/>
     <w:uiPriority w:val="99"/>
     <w:semiHidden/>
     <w:pPr>
@@ -30270,7 +30108,7 @@
       <w:color w:val="666666"/>
     </w:rPr>
   </w:style>
-  <w:style w:type="paragraph" w:styleId="207">
+  <w:style w:type="paragraph" w:styleId="856">
     <w:name w:val="TOC Heading"/>
     <w:uiPriority w:val="39"/>
     <w:unhideWhenUsed/>
@@ -30280,10 +30118,10 @@
       <w:ind/>
     </w:pPr>
   </w:style>
-  <w:style w:type="paragraph" w:styleId="208">
+  <w:style w:type="paragraph" w:styleId="857">
     <w:name w:val="table of figures"/>
-    <w:basedOn w:val="664"/>
-    <w:next w:val="664"/>
+    <w:basedOn w:val="858"/>
+    <w:next w:val="858"/>
     <w:uiPriority w:val="99"/>
     <w:unhideWhenUsed/>
     <w:pPr>
@@ -30292,7 +30130,7 @@
       <w:ind/>
     </w:pPr>
   </w:style>
-  <w:style w:type="paragraph" w:styleId="664" w:default="1">
+  <w:style w:type="paragraph" w:styleId="858" w:default="1">
     <w:name w:val="Normal"/>
     <w:qFormat/>
     <w:pPr>
@@ -30301,11 +30139,11 @@
       <w:ind/>
     </w:pPr>
   </w:style>
-  <w:style w:type="paragraph" w:styleId="665">
+  <w:style w:type="paragraph" w:styleId="859">
     <w:name w:val="Heading 1"/>
-    <w:basedOn w:val="664"/>
-    <w:next w:val="664"/>
-    <w:link w:val="677"/>
+    <w:basedOn w:val="858"/>
+    <w:next w:val="858"/>
+    <w:link w:val="871"/>
     <w:uiPriority w:val="9"/>
     <w:qFormat/>
     <w:pPr>
@@ -30323,11 +30161,11 @@
       <w:szCs w:val="40"/>
     </w:rPr>
   </w:style>
-  <w:style w:type="paragraph" w:styleId="666">
+  <w:style w:type="paragraph" w:styleId="860">
     <w:name w:val="Heading 2"/>
-    <w:basedOn w:val="664"/>
-    <w:next w:val="664"/>
-    <w:link w:val="678"/>
+    <w:basedOn w:val="858"/>
+    <w:next w:val="858"/>
+    <w:link w:val="872"/>
     <w:uiPriority w:val="9"/>
     <w:semiHidden/>
     <w:unhideWhenUsed/>
@@ -30347,11 +30185,11 @@
       <w:szCs w:val="32"/>
     </w:rPr>
   </w:style>
-  <w:style w:type="paragraph" w:styleId="667">
+  <w:style w:type="paragraph" w:styleId="861">
     <w:name w:val="Heading 3"/>
-    <w:basedOn w:val="664"/>
-    <w:next w:val="664"/>
-    <w:link w:val="679"/>
+    <w:basedOn w:val="858"/>
+    <w:next w:val="858"/>
+    <w:link w:val="873"/>
     <w:uiPriority w:val="9"/>
     <w:semiHidden/>
     <w:unhideWhenUsed/>
@@ -30371,11 +30209,11 @@
       <w:szCs w:val="28"/>
     </w:rPr>
   </w:style>
-  <w:style w:type="paragraph" w:styleId="668">
+  <w:style w:type="paragraph" w:styleId="862">
     <w:name w:val="Heading 4"/>
-    <w:basedOn w:val="664"/>
-    <w:next w:val="664"/>
-    <w:link w:val="680"/>
+    <w:basedOn w:val="858"/>
+    <w:next w:val="858"/>
+    <w:link w:val="874"/>
     <w:uiPriority w:val="9"/>
     <w:semiHidden/>
     <w:unhideWhenUsed/>
@@ -30395,11 +30233,11 @@
       <w:color w:val="0f4761" w:themeColor="accent1" w:themeShade="BF"/>
     </w:rPr>
   </w:style>
-  <w:style w:type="paragraph" w:styleId="669">
+  <w:style w:type="paragraph" w:styleId="863">
     <w:name w:val="Heading 5"/>
-    <w:basedOn w:val="664"/>
-    <w:next w:val="664"/>
-    <w:link w:val="681"/>
+    <w:basedOn w:val="858"/>
+    <w:next w:val="858"/>
+    <w:link w:val="875"/>
     <w:uiPriority w:val="9"/>
     <w:semiHidden/>
     <w:unhideWhenUsed/>
@@ -30417,11 +30255,11 @@
       <w:color w:val="0f4761" w:themeColor="accent1" w:themeShade="BF"/>
     </w:rPr>
   </w:style>
-  <w:style w:type="paragraph" w:styleId="670">
+  <w:style w:type="paragraph" w:styleId="864">
     <w:name w:val="Heading 6"/>
-    <w:basedOn w:val="664"/>
-    <w:next w:val="664"/>
-    <w:link w:val="682"/>
+    <w:basedOn w:val="858"/>
+    <w:next w:val="858"/>
+    <w:link w:val="876"/>
     <w:uiPriority w:val="9"/>
     <w:semiHidden/>
     <w:unhideWhenUsed/>
@@ -30441,11 +30279,11 @@
       <w:color w:val="595959" w:themeColor="text1" w:themeTint="A6"/>
     </w:rPr>
   </w:style>
-  <w:style w:type="paragraph" w:styleId="671">
+  <w:style w:type="paragraph" w:styleId="865">
     <w:name w:val="Heading 7"/>
-    <w:basedOn w:val="664"/>
-    <w:next w:val="664"/>
-    <w:link w:val="683"/>
+    <w:basedOn w:val="858"/>
+    <w:next w:val="858"/>
+    <w:link w:val="877"/>
     <w:uiPriority w:val="9"/>
     <w:semiHidden/>
     <w:unhideWhenUsed/>
@@ -30463,11 +30301,11 @@
       <w:color w:val="595959" w:themeColor="text1" w:themeTint="A6"/>
     </w:rPr>
   </w:style>
-  <w:style w:type="paragraph" w:styleId="672">
+  <w:style w:type="paragraph" w:styleId="866">
     <w:name w:val="Heading 8"/>
-    <w:basedOn w:val="664"/>
-    <w:next w:val="664"/>
-    <w:link w:val="684"/>
+    <w:basedOn w:val="858"/>
+    <w:next w:val="858"/>
+    <w:link w:val="878"/>
     <w:uiPriority w:val="9"/>
     <w:semiHidden/>
     <w:unhideWhenUsed/>
@@ -30487,11 +30325,11 @@
       <w:color w:val="272727" w:themeColor="text1" w:themeTint="D8"/>
     </w:rPr>
   </w:style>
-  <w:style w:type="paragraph" w:styleId="673">
+  <w:style w:type="paragraph" w:styleId="867">
     <w:name w:val="Heading 9"/>
-    <w:basedOn w:val="664"/>
-    <w:next w:val="664"/>
-    <w:link w:val="685"/>
+    <w:basedOn w:val="858"/>
+    <w:next w:val="858"/>
+    <w:link w:val="879"/>
     <w:uiPriority w:val="9"/>
     <w:semiHidden/>
     <w:unhideWhenUsed/>
@@ -30509,7 +30347,7 @@
       <w:color w:val="272727" w:themeColor="text1" w:themeTint="D8"/>
     </w:rPr>
   </w:style>
-  <w:style w:type="character" w:styleId="674" w:default="1">
+  <w:style w:type="character" w:styleId="868" w:default="1">
     <w:name w:val="Default Paragraph Font"/>
     <w:uiPriority w:val="1"/>
     <w:semiHidden/>
@@ -30520,7 +30358,7 @@
       <w:ind/>
     </w:pPr>
   </w:style>
-  <w:style w:type="table" w:styleId="675" w:default="1">
+  <w:style w:type="table" w:styleId="869" w:default="1">
     <w:name w:val="Normal Table"/>
     <w:uiPriority w:val="99"/>
     <w:semiHidden/>
@@ -30713,7 +30551,7 @@
       </w:tcPr>
     </w:tblStylePr>
   </w:style>
-  <w:style w:type="numbering" w:styleId="676" w:default="1">
+  <w:style w:type="numbering" w:styleId="870" w:default="1">
     <w:name w:val="No List"/>
     <w:uiPriority w:val="99"/>
     <w:semiHidden/>
@@ -30724,10 +30562,10 @@
       <w:ind/>
     </w:pPr>
   </w:style>
-  <w:style w:type="character" w:styleId="677" w:customStyle="1">
+  <w:style w:type="character" w:styleId="871" w:customStyle="1">
     <w:name w:val="Heading 1 Char"/>
-    <w:basedOn w:val="674"/>
-    <w:link w:val="665"/>
+    <w:basedOn w:val="868"/>
+    <w:link w:val="859"/>
     <w:uiPriority w:val="9"/>
     <w:pPr>
       <w:pBdr/>
@@ -30741,10 +30579,10 @@
       <w:szCs w:val="40"/>
     </w:rPr>
   </w:style>
-  <w:style w:type="character" w:styleId="678" w:customStyle="1">
+  <w:style w:type="character" w:styleId="872" w:customStyle="1">
     <w:name w:val="Heading 2 Char"/>
-    <w:basedOn w:val="674"/>
-    <w:link w:val="666"/>
+    <w:basedOn w:val="868"/>
+    <w:link w:val="860"/>
     <w:uiPriority w:val="9"/>
     <w:semiHidden/>
     <w:pPr>
@@ -30759,10 +30597,10 @@
       <w:szCs w:val="32"/>
     </w:rPr>
   </w:style>
-  <w:style w:type="character" w:styleId="679" w:customStyle="1">
+  <w:style w:type="character" w:styleId="873" w:customStyle="1">
     <w:name w:val="Heading 3 Char"/>
-    <w:basedOn w:val="674"/>
-    <w:link w:val="667"/>
+    <w:basedOn w:val="868"/>
+    <w:link w:val="861"/>
     <w:uiPriority w:val="9"/>
     <w:semiHidden/>
     <w:pPr>
@@ -30777,10 +30615,10 @@
       <w:szCs w:val="28"/>
     </w:rPr>
   </w:style>
-  <w:style w:type="character" w:styleId="680" w:customStyle="1">
+  <w:style w:type="character" w:styleId="874" w:customStyle="1">
     <w:name w:val="Heading 4 Char"/>
-    <w:basedOn w:val="674"/>
-    <w:link w:val="668"/>
+    <w:basedOn w:val="868"/>
+    <w:link w:val="862"/>
     <w:uiPriority w:val="9"/>
     <w:semiHidden/>
     <w:pPr>
@@ -30795,10 +30633,10 @@
       <w:color w:val="0f4761" w:themeColor="accent1" w:themeShade="BF"/>
     </w:rPr>
   </w:style>
-  <w:style w:type="character" w:styleId="681" w:customStyle="1">
+  <w:style w:type="character" w:styleId="875" w:customStyle="1">
     <w:name w:val="Heading 5 Char"/>
-    <w:basedOn w:val="674"/>
-    <w:link w:val="669"/>
+    <w:basedOn w:val="868"/>
+    <w:link w:val="863"/>
     <w:uiPriority w:val="9"/>
     <w:semiHidden/>
     <w:pPr>
@@ -30811,10 +30649,10 @@
       <w:color w:val="0f4761" w:themeColor="accent1" w:themeShade="BF"/>
     </w:rPr>
   </w:style>
-  <w:style w:type="character" w:styleId="682" w:customStyle="1">
+  <w:style w:type="character" w:styleId="876" w:customStyle="1">
     <w:name w:val="Heading 6 Char"/>
-    <w:basedOn w:val="674"/>
-    <w:link w:val="670"/>
+    <w:basedOn w:val="868"/>
+    <w:link w:val="864"/>
     <w:uiPriority w:val="9"/>
     <w:semiHidden/>
     <w:pPr>
@@ -30829,10 +30667,10 @@
       <w:color w:val="595959" w:themeColor="text1" w:themeTint="A6"/>
     </w:rPr>
   </w:style>
-  <w:style w:type="character" w:styleId="683" w:customStyle="1">
+  <w:style w:type="character" w:styleId="877" w:customStyle="1">
     <w:name w:val="Heading 7 Char"/>
-    <w:basedOn w:val="674"/>
-    <w:link w:val="671"/>
+    <w:basedOn w:val="868"/>
+    <w:link w:val="865"/>
     <w:uiPriority w:val="9"/>
     <w:semiHidden/>
     <w:pPr>
@@ -30845,10 +30683,10 @@
       <w:color w:val="595959" w:themeColor="text1" w:themeTint="A6"/>
     </w:rPr>
   </w:style>
-  <w:style w:type="character" w:styleId="684" w:customStyle="1">
+  <w:style w:type="character" w:styleId="878" w:customStyle="1">
     <w:name w:val="Heading 8 Char"/>
-    <w:basedOn w:val="674"/>
-    <w:link w:val="672"/>
+    <w:basedOn w:val="868"/>
+    <w:link w:val="866"/>
     <w:uiPriority w:val="9"/>
     <w:semiHidden/>
     <w:pPr>
@@ -30863,10 +30701,10 @@
       <w:color w:val="272727" w:themeColor="text1" w:themeTint="D8"/>
     </w:rPr>
   </w:style>
-  <w:style w:type="character" w:styleId="685" w:customStyle="1">
+  <w:style w:type="character" w:styleId="879" w:customStyle="1">
     <w:name w:val="Heading 9 Char"/>
-    <w:basedOn w:val="674"/>
-    <w:link w:val="673"/>
+    <w:basedOn w:val="868"/>
+    <w:link w:val="867"/>
     <w:uiPriority w:val="9"/>
     <w:semiHidden/>
     <w:pPr>
@@ -30879,11 +30717,11 @@
       <w:color w:val="272727" w:themeColor="text1" w:themeTint="D8"/>
     </w:rPr>
   </w:style>
-  <w:style w:type="paragraph" w:styleId="686">
+  <w:style w:type="paragraph" w:styleId="880">
     <w:name w:val="Title"/>
-    <w:basedOn w:val="664"/>
-    <w:next w:val="664"/>
-    <w:link w:val="687"/>
+    <w:basedOn w:val="858"/>
+    <w:next w:val="858"/>
+    <w:link w:val="881"/>
     <w:uiPriority w:val="10"/>
     <w:qFormat/>
     <w:pPr>
@@ -30899,10 +30737,10 @@
       <w:szCs w:val="56"/>
     </w:rPr>
   </w:style>
-  <w:style w:type="character" w:styleId="687" w:customStyle="1">
+  <w:style w:type="character" w:styleId="881" w:customStyle="1">
     <w:name w:val="Title Char"/>
-    <w:basedOn w:val="674"/>
-    <w:link w:val="686"/>
+    <w:basedOn w:val="868"/>
+    <w:link w:val="880"/>
     <w:uiPriority w:val="10"/>
     <w:pPr>
       <w:pBdr/>
@@ -30916,11 +30754,11 @@
       <w:szCs w:val="56"/>
     </w:rPr>
   </w:style>
-  <w:style w:type="paragraph" w:styleId="688">
+  <w:style w:type="paragraph" w:styleId="882">
     <w:name w:val="Subtitle"/>
-    <w:basedOn w:val="664"/>
-    <w:next w:val="664"/>
-    <w:link w:val="689"/>
+    <w:basedOn w:val="858"/>
+    <w:next w:val="858"/>
+    <w:link w:val="883"/>
     <w:uiPriority w:val="11"/>
     <w:qFormat/>
     <w:pPr>
@@ -30939,10 +30777,10 @@
       <w:szCs w:val="28"/>
     </w:rPr>
   </w:style>
-  <w:style w:type="character" w:styleId="689" w:customStyle="1">
+  <w:style w:type="character" w:styleId="883" w:customStyle="1">
     <w:name w:val="Subtitle Char"/>
-    <w:basedOn w:val="674"/>
-    <w:link w:val="688"/>
+    <w:basedOn w:val="868"/>
+    <w:link w:val="882"/>
     <w:uiPriority w:val="11"/>
     <w:pPr>
       <w:pBdr/>
@@ -30957,11 +30795,11 @@
       <w:szCs w:val="28"/>
     </w:rPr>
   </w:style>
-  <w:style w:type="paragraph" w:styleId="690">
+  <w:style w:type="paragraph" w:styleId="884">
     <w:name w:val="Quote"/>
-    <w:basedOn w:val="664"/>
-    <w:next w:val="664"/>
-    <w:link w:val="691"/>
+    <w:basedOn w:val="858"/>
+    <w:next w:val="858"/>
+    <w:link w:val="885"/>
     <w:uiPriority w:val="29"/>
     <w:qFormat/>
     <w:pPr>
@@ -30976,10 +30814,10 @@
       <w:color w:val="404040" w:themeColor="text1" w:themeTint="BF"/>
     </w:rPr>
   </w:style>
-  <w:style w:type="character" w:styleId="691" w:customStyle="1">
+  <w:style w:type="character" w:styleId="885" w:customStyle="1">
     <w:name w:val="Quote Char"/>
-    <w:basedOn w:val="674"/>
-    <w:link w:val="690"/>
+    <w:basedOn w:val="868"/>
+    <w:link w:val="884"/>
     <w:uiPriority w:val="29"/>
     <w:pPr>
       <w:pBdr/>
@@ -30992,9 +30830,9 @@
       <w:color w:val="404040" w:themeColor="text1" w:themeTint="BF"/>
     </w:rPr>
   </w:style>
-  <w:style w:type="paragraph" w:styleId="692">
+  <w:style w:type="paragraph" w:styleId="886">
     <w:name w:val="List Paragraph"/>
-    <w:basedOn w:val="664"/>
+    <w:basedOn w:val="858"/>
     <w:uiPriority w:val="34"/>
     <w:qFormat/>
     <w:pPr>
@@ -31004,9 +30842,9 @@
       <w:contextualSpacing w:val="true"/>
     </w:pPr>
   </w:style>
-  <w:style w:type="character" w:styleId="693">
+  <w:style w:type="character" w:styleId="887">
     <w:name w:val="Intense Emphasis"/>
-    <w:basedOn w:val="674"/>
+    <w:basedOn w:val="868"/>
     <w:uiPriority w:val="21"/>
     <w:qFormat/>
     <w:pPr>
@@ -31020,11 +30858,11 @@
       <w:color w:val="0f4761" w:themeColor="accent1" w:themeShade="BF"/>
     </w:rPr>
   </w:style>
-  <w:style w:type="paragraph" w:styleId="694">
+  <w:style w:type="paragraph" w:styleId="888">
     <w:name w:val="Intense Quote"/>
-    <w:basedOn w:val="664"/>
-    <w:next w:val="664"/>
-    <w:link w:val="695"/>
+    <w:basedOn w:val="858"/>
+    <w:next w:val="858"/>
+    <w:link w:val="889"/>
     <w:uiPriority w:val="30"/>
     <w:qFormat/>
     <w:pPr>
@@ -31042,10 +30880,10 @@
       <w:color w:val="0f4761" w:themeColor="accent1" w:themeShade="BF"/>
     </w:rPr>
   </w:style>
-  <w:style w:type="character" w:styleId="695" w:customStyle="1">
+  <w:style w:type="character" w:styleId="889" w:customStyle="1">
     <w:name w:val="Intense Quote Char"/>
-    <w:basedOn w:val="674"/>
-    <w:link w:val="694"/>
+    <w:basedOn w:val="868"/>
+    <w:link w:val="888"/>
     <w:uiPriority w:val="30"/>
     <w:pPr>
       <w:pBdr/>
@@ -31058,9 +30896,9 @@
       <w:color w:val="0f4761" w:themeColor="accent1" w:themeShade="BF"/>
     </w:rPr>
   </w:style>
-  <w:style w:type="character" w:styleId="696">
+  <w:style w:type="character" w:styleId="890">
     <w:name w:val="Intense Reference"/>
-    <w:basedOn w:val="674"/>
+    <w:basedOn w:val="868"/>
     <w:uiPriority w:val="32"/>
     <w:qFormat/>
     <w:pPr>
